--- a/docs/README.docx
+++ b/docs/README.docx
@@ -1483,11 +1483,42 @@
       <w:pPr>
         <w:pStyle w:val="Heading2"/>
       </w:pPr>
-      <w:bookmarkStart w:id="32" w:name="license"/>
+      <w:bookmarkStart w:id="32" w:name="source-code"/>
+      <w:r>
+        <w:t xml:space="preserve">Source code</w:t>
+      </w:r>
+      <w:bookmarkEnd w:id="32"/>
+    </w:p>
+    <w:p>
+      <w:pPr>
+        <w:pStyle w:val="FirstParagraph"/>
+      </w:pPr>
+      <w:r>
+        <w:t xml:space="preserve">CCNS is open source. The full source — UI files, Script Extender Lua, build scripts, and these documents — lives on GitHub:</w:t>
+      </w:r>
+    </w:p>
+    <w:p>
+      <w:pPr>
+        <w:pStyle w:val="BodyText"/>
+      </w:pPr>
+      <w:hyperlink r:id="rId33">
+        <w:r>
+          <w:rPr>
+            <w:rStyle w:val="Hyperlink"/>
+          </w:rPr>
+          <w:t xml:space="preserve">https://github.com/Shiney1965/BG3-CC-Mod-Head-and-Hair</w:t>
+        </w:r>
+      </w:hyperlink>
+    </w:p>
+    <w:p>
+      <w:pPr>
+        <w:pStyle w:val="Heading2"/>
+      </w:pPr>
+      <w:bookmarkStart w:id="34" w:name="license"/>
       <w:r>
         <w:t xml:space="preserve">License</w:t>
       </w:r>
-      <w:bookmarkEnd w:id="32"/>
+      <w:bookmarkEnd w:id="34"/>
     </w:p>
     <w:p>
       <w:pPr>
@@ -1525,18 +1556,32 @@
       <w:pPr>
         <w:pStyle w:val="Heading2"/>
       </w:pPr>
-      <w:bookmarkStart w:id="33" w:name="reporting-issues"/>
+      <w:bookmarkStart w:id="35" w:name="reporting-issues"/>
       <w:r>
         <w:t xml:space="preserve">Reporting issues</w:t>
       </w:r>
-      <w:bookmarkEnd w:id="33"/>
+      <w:bookmarkEnd w:id="35"/>
     </w:p>
     <w:p>
       <w:pPr>
         <w:pStyle w:val="FirstParagraph"/>
       </w:pPr>
       <w:r>
-        <w:t xml:space="preserve">Drop a comment on the NexusMods listing. When reporting, please include:</w:t>
+        <w:t xml:space="preserve">Drop a comment on the NexusMods listing, or open an issue on the</w:t>
+      </w:r>
+      <w:r>
+        <w:t xml:space="preserve"> </w:t>
+      </w:r>
+      <w:hyperlink r:id="rId33">
+        <w:r>
+          <w:rPr>
+            <w:rStyle w:val="Hyperlink"/>
+          </w:rPr>
+          <w:t xml:space="preserve">GitHub repository</w:t>
+        </w:r>
+      </w:hyperlink>
+      <w:r>
+        <w:t xml:space="preserve">. When reporting, please include:</w:t>
       </w:r>
     </w:p>
     <w:p>
@@ -1560,70 +1605,7 @@
         <w:pStyle w:val="Compact"/>
       </w:pPr>
       <w:r>
-        <w:t xml:space="preserve">Whether you are on keyboard or controller.</w:t>
-      </w:r>
-    </w:p>
-    <w:p>
-      <w:pPr>
-        <w:numPr>
-          <w:ilvl w:val="0"/>
-          <w:numId w:val="1007"/>
-        </w:numPr>
-        <w:pStyle w:val="Compact"/>
-      </w:pPr>
-      <w:r>
-        <w:t xml:space="preserve">Your Script Extender console log from the session where the problem happened.</w:t>
-      </w:r>
-    </w:p>
-    <w:p>
-      <w:pPr>
-        <w:numPr>
-          <w:ilvl w:val="0"/>
-          <w:numId w:val="1007"/>
-        </w:numPr>
-        <w:pStyle w:val="Compact"/>
-      </w:pPr>
-      <w:r>
-        <w:t xml:space="preserve">The other UI / character-creation mods in your load order (especially anything that modifies</w:t>
-      </w:r>
-      <w:r>
-        <w:t xml:space="preserve"> </w:t>
-      </w:r>
-      <w:r>
-        <w:rPr>
-          <w:rStyle w:val="VerbatimChar"/>
-        </w:rPr>
-        <w:t xml:space="preserve">CCLib_k.xaml</w:t>
-      </w:r>
-      <w:r>
-        <w:t xml:space="preserve"> </w:t>
-      </w:r>
-      <w:r>
-        <w:t xml:space="preserve">or</w:t>
-      </w:r>
-      <w:r>
-        <w:t xml:space="preserve"> </w:t>
-      </w:r>
-      <w:r>
-        <w:rPr>
-          <w:rStyle w:val="VerbatimChar"/>
-        </w:rPr>
-        <w:t xml:space="preserve">CCLib_c.xaml</w:t>
-      </w:r>
-      <w:r>
-        <w:t xml:space="preserve">).</w:t>
-      </w:r>
-    </w:p>
-    <w:p>
-      <w:pPr>
-        <w:numPr>
-          <w:ilvl w:val="0"/>
-          <w:numId w:val="1007"/>
-        </w:numPr>
-        <w:pStyle w:val="Compact"/>
-      </w:pPr>
-      <w:r>
-        <w:t xml:space="preserve">Which hair/head option or which screen the problem appears on.</w:t>
+        <w:t xml:space="preserve">Whether you ar</w:t>
       </w:r>
     </w:p>
     <w:sectPr/>

--- a/docs/README.docx
+++ b/docs/README.docx
@@ -4,6 +4,14 @@
   <w:body>
     <w:p>
       <w:pPr>
+        <w:pStyle w:val="Title"/>
+      </w:pPr>
+      <w:r>
+        <w:t xml:space="preserve">CCNS — CC Hair &amp; Head Search (README)</w:t>
+      </w:r>
+    </w:p>
+    <w:p>
+      <w:pPr>
         <w:pStyle w:val="Heading1"/>
       </w:pPr>
       <w:bookmarkStart w:id="20" w:name="ccns-cc-hair-head-search"/>
@@ -32,7 +40,7 @@
         <w:t xml:space="preserve"> </w:t>
       </w:r>
       <w:r>
-        <w:t xml:space="preserve">to Baldur’s Gate 3’s character-creation hair and head pickers. When you open the hair or head grid — in New Game character creation, the Magic Mirror, or a mid-game appearance editor — each tile now shows the option’s name and which mod it came from, and a searchable panel lets you jump straight to the one you want.</w:t>
+        <w:t xml:space="preserve">to Baldur’s Gate 3’s character-creation hair and head pickers. On the hair or head grid — in New Game character creation, the Magic Mirror, or a mid-game appearance editor — each tile shows the option’s name and which mod it came from, and a searchable panel (opened with a hotkey) lets you jump straight to the one you want.</w:t>
       </w:r>
     </w:p>
     <w:p>
@@ -91,17 +99,260 @@
       <w:pPr>
         <w:pStyle w:val="Heading2"/>
       </w:pPr>
-      <w:bookmarkStart w:id="21" w:name="features"/>
+      <w:bookmarkStart w:id="21" w:name="how-to-use-please-read-this"/>
+      <w:r>
+        <w:t xml:space="preserve">➤ How to use — please read this</w:t>
+      </w:r>
+      <w:bookmarkEnd w:id="21"/>
+    </w:p>
+    <w:p>
+      <w:pPr>
+        <w:pStyle w:val="FirstParagraph"/>
+      </w:pPr>
+      <w:r>
+        <w:rPr>
+          <w:b/>
+        </w:rPr>
+        <w:t xml:space="preserve">TO USE THE SEARCH PANEL, PRESS</w:t>
+      </w:r>
+      <w:r>
+        <w:rPr>
+          <w:b/>
+        </w:rPr>
+        <w:t xml:space="preserve"> </w:t>
+      </w:r>
+      <w:r>
+        <w:rPr>
+          <w:rStyle w:val="VerbatimChar"/>
+          <w:b/>
+        </w:rPr>
+        <w:t xml:space="preserve">CTRL+SHIFT+H</w:t>
+      </w:r>
+      <w:r>
+        <w:rPr>
+          <w:b/>
+        </w:rPr>
+        <w:t xml:space="preserve"> </w:t>
+      </w:r>
+      <w:r>
+        <w:rPr>
+          <w:b/>
+        </w:rPr>
+        <w:t xml:space="preserve">WHILE YOU ARE ON THE HEAD OR HAIR SCREEN. THEN CLICK BACK AND FORTH BETWEEN THE HAIR AND HEAD TABS UNTIL THE NUMBERS APPEAR ON THE THUMBNAILS IN BOTH — THIS USUALLY TAKES ONLY 1–2 ROUND TRIPS.</w:t>
+      </w:r>
+    </w:p>
+    <w:p>
+      <w:pPr>
+        <w:pStyle w:val="BodyText"/>
+      </w:pPr>
+      <w:r>
+        <w:t xml:space="preserve">Once the numbers appear:</w:t>
+      </w:r>
+    </w:p>
+    <w:p>
+      <w:pPr>
+        <w:numPr>
+          <w:ilvl w:val="0"/>
+          <w:numId w:val="1001"/>
+        </w:numPr>
+        <w:pStyle w:val="Compact"/>
+      </w:pPr>
+      <w:r>
+        <w:t xml:space="preserve">The numbers should be</w:t>
+      </w:r>
+      <w:r>
+        <w:t xml:space="preserve"> </w:t>
+      </w:r>
+      <w:r>
+        <w:rPr>
+          <w:b/>
+        </w:rPr>
+        <w:t xml:space="preserve">permanently assigned</w:t>
+      </w:r>
+      <w:r>
+        <w:t xml:space="preserve">, but if they are ever removed during the game, just repeat this procedure (the Head↔Hair round trip) when you re-enter the CC panels to reassign them.</w:t>
+      </w:r>
+    </w:p>
+    <w:p>
+      <w:pPr>
+        <w:numPr>
+          <w:ilvl w:val="0"/>
+          <w:numId w:val="1001"/>
+        </w:numPr>
+        <w:pStyle w:val="Compact"/>
+      </w:pPr>
+      <w:r>
+        <w:t xml:space="preserve">Type in the search box to filter hairs/heads by</w:t>
+      </w:r>
+      <w:r>
+        <w:t xml:space="preserve"> </w:t>
+      </w:r>
+      <w:r>
+        <w:rPr>
+          <w:b/>
+        </w:rPr>
+        <w:t xml:space="preserve">name</w:t>
+      </w:r>
+      <w:r>
+        <w:t xml:space="preserve">; use the source-mod list to filter by the</w:t>
+      </w:r>
+      <w:r>
+        <w:t xml:space="preserve"> </w:t>
+      </w:r>
+      <w:r>
+        <w:rPr>
+          <w:b/>
+        </w:rPr>
+        <w:t xml:space="preserve">mod</w:t>
+      </w:r>
+      <w:r>
+        <w:t xml:space="preserve"> </w:t>
+      </w:r>
+      <w:r>
+        <w:t xml:space="preserve">a style came from.</w:t>
+      </w:r>
+    </w:p>
+    <w:p>
+      <w:pPr>
+        <w:numPr>
+          <w:ilvl w:val="0"/>
+          <w:numId w:val="1001"/>
+        </w:numPr>
+        <w:pStyle w:val="Compact"/>
+      </w:pPr>
+      <w:r>
+        <w:rPr>
+          <w:b/>
+        </w:rPr>
+        <w:t xml:space="preserve">Click a result to apply it</w:t>
+      </w:r>
+      <w:r>
+        <w:t xml:space="preserve">, or use</w:t>
+      </w:r>
+      <w:r>
+        <w:t xml:space="preserve"> </w:t>
+      </w:r>
+      <w:r>
+        <w:rPr>
+          <w:b/>
+        </w:rPr>
+        <w:t xml:space="preserve">Previous / Next match</w:t>
+      </w:r>
+      <w:r>
+        <w:t xml:space="preserve"> </w:t>
+      </w:r>
+      <w:r>
+        <w:t xml:space="preserve">to step through matches on your character.</w:t>
+      </w:r>
+    </w:p>
+    <w:p>
+      <w:pPr>
+        <w:numPr>
+          <w:ilvl w:val="0"/>
+          <w:numId w:val="1001"/>
+        </w:numPr>
+        <w:pStyle w:val="Compact"/>
+      </w:pPr>
+      <w:r>
+        <w:t xml:space="preserve">Each result shows its thumbnail number (e.g. </w:t>
+      </w:r>
+      <w:r>
+        <w:rPr>
+          <w:rStyle w:val="VerbatimChar"/>
+        </w:rPr>
+        <w:t xml:space="preserve">#12</w:t>
+      </w:r>
+      <w:r>
+        <w:t xml:space="preserve">) so you can find it in the grid.</w:t>
+      </w:r>
+    </w:p>
+    <w:p>
+      <w:pPr>
+        <w:numPr>
+          <w:ilvl w:val="0"/>
+          <w:numId w:val="1001"/>
+        </w:numPr>
+        <w:pStyle w:val="Compact"/>
+      </w:pPr>
+      <w:r>
+        <w:t xml:space="preserve">You can</w:t>
+      </w:r>
+      <w:r>
+        <w:t xml:space="preserve"> </w:t>
+      </w:r>
+      <w:r>
+        <w:rPr>
+          <w:b/>
+        </w:rPr>
+        <w:t xml:space="preserve">close and reopen</w:t>
+      </w:r>
+      <w:r>
+        <w:t xml:space="preserve"> </w:t>
+      </w:r>
+      <w:r>
+        <w:t xml:space="preserve">the search panel any time with</w:t>
+      </w:r>
+      <w:r>
+        <w:t xml:space="preserve"> </w:t>
+      </w:r>
+      <w:r>
+        <w:rPr>
+          <w:rStyle w:val="VerbatimChar"/>
+        </w:rPr>
+        <w:t xml:space="preserve">CTRL+SHIFT+H</w:t>
+      </w:r>
+      <w:r>
+        <w:t xml:space="preserve"> </w:t>
+      </w:r>
+      <w:r>
+        <w:t xml:space="preserve">while on the Head or Hair screen. The hotkey does nothing on other screens (by design).</w:t>
+      </w:r>
+    </w:p>
+    <w:p>
+      <w:pPr>
+        <w:pStyle w:val="Heading3"/>
+      </w:pPr>
+      <w:bookmarkStart w:id="22" w:name="why-the-tab-round-trip-is-needed"/>
+      <w:r>
+        <w:t xml:space="preserve">Why the tab round-trip is needed</w:t>
+      </w:r>
+      <w:bookmarkEnd w:id="22"/>
+    </w:p>
+    <w:p>
+      <w:pPr>
+        <w:pStyle w:val="FirstParagraph"/>
+      </w:pPr>
+      <w:r>
+        <w:t xml:space="preserve">Baldur’s Gate 3 reuses (</w:t>
+      </w:r>
+      <w:r>
+        <w:t xml:space="preserve">“</w:t>
+      </w:r>
+      <w:r>
+        <w:t xml:space="preserve">recycles</w:t>
+      </w:r>
+      <w:r>
+        <w:t xml:space="preserve">”</w:t>
+      </w:r>
+      <w:r>
+        <w:t xml:space="preserve">) the thumbnail tiles as you scroll, and it only redraws a tile’s label when the tab is rebuilt. CCNS writes the numbers into the tile labels, but the already-drawn tiles don’t repaint until the game rebuilds them — which is what a Head→Hair→Head tab switch does. That’s why a quick round trip between the two tabs makes all the numbers show up.</w:t>
+      </w:r>
+    </w:p>
+    <w:p>
+      <w:pPr>
+        <w:pStyle w:val="Heading2"/>
+      </w:pPr>
+      <w:bookmarkStart w:id="23" w:name="features"/>
       <w:r>
         <w:t xml:space="preserve">Features</w:t>
       </w:r>
-      <w:bookmarkEnd w:id="21"/>
-    </w:p>
-    <w:p>
-      <w:pPr>
-        <w:numPr>
-          <w:ilvl w:val="0"/>
-          <w:numId w:val="1001"/>
+      <w:bookmarkEnd w:id="23"/>
+    </w:p>
+    <w:p>
+      <w:pPr>
+        <w:numPr>
+          <w:ilvl w:val="0"/>
+          <w:numId w:val="1002"/>
         </w:numPr>
         <w:pStyle w:val="Compact"/>
       </w:pPr>
@@ -122,7 +373,7 @@
       <w:pPr>
         <w:numPr>
           <w:ilvl w:val="0"/>
-          <w:numId w:val="1001"/>
+          <w:numId w:val="1002"/>
         </w:numPr>
         <w:pStyle w:val="Compact"/>
       </w:pPr>
@@ -188,7 +439,7 @@
       <w:pPr>
         <w:numPr>
           <w:ilvl w:val="0"/>
-          <w:numId w:val="1001"/>
+          <w:numId w:val="1002"/>
         </w:numPr>
         <w:pStyle w:val="Compact"/>
       </w:pPr>
@@ -223,14 +474,14 @@
         <w:t xml:space="preserve">#2</w:t>
       </w:r>
       <w:r>
-        <w:t xml:space="preserve">, …) so you can match a search result to its place in the grid.</w:t>
-      </w:r>
-    </w:p>
-    <w:p>
-      <w:pPr>
-        <w:numPr>
-          <w:ilvl w:val="0"/>
-          <w:numId w:val="1001"/>
+        <w:t xml:space="preserve">, …) so you can match a search result to its place in the grid (see the round-trip note above).</w:t>
+      </w:r>
+    </w:p>
+    <w:p>
+      <w:pPr>
+        <w:numPr>
+          <w:ilvl w:val="0"/>
+          <w:numId w:val="1002"/>
         </w:numPr>
         <w:pStyle w:val="Compact"/>
       </w:pPr>
@@ -244,7 +495,22 @@
         <w:t xml:space="preserve"> </w:t>
       </w:r>
       <w:r>
-        <w:t xml:space="preserve">— a lightweight overlay (opened with a hotkey) that lists every hair/head with its name, source mod, and tile number. Type to filter by name or by mod; click a result to apply it instantly; or step through matches with</w:t>
+        <w:t xml:space="preserve">— a lightweight overlay opened with</w:t>
+      </w:r>
+      <w:r>
+        <w:t xml:space="preserve"> </w:t>
+      </w:r>
+      <w:r>
+        <w:rPr>
+          <w:rStyle w:val="VerbatimChar"/>
+        </w:rPr>
+        <w:t xml:space="preserve">Ctrl+Shift+H</w:t>
+      </w:r>
+      <w:r>
+        <w:t xml:space="preserve"> </w:t>
+      </w:r>
+      <w:r>
+        <w:t xml:space="preserve">that lists every hair/head with its name, source mod, and tile number. Type to filter by name or by mod; click a result to apply it instantly; or step through matches with</w:t>
       </w:r>
       <w:r>
         <w:t xml:space="preserve"> </w:t>
@@ -263,7 +529,7 @@
       <w:pPr>
         <w:numPr>
           <w:ilvl w:val="0"/>
-          <w:numId w:val="1001"/>
+          <w:numId w:val="1002"/>
         </w:numPr>
         <w:pStyle w:val="Compact"/>
       </w:pPr>
@@ -277,14 +543,14 @@
         <w:t xml:space="preserve"> </w:t>
       </w:r>
       <w:r>
-        <w:t xml:space="preserve">on the currently-selected tile, so it’s easier to see which option is active.</w:t>
-      </w:r>
-    </w:p>
-    <w:p>
-      <w:pPr>
-        <w:numPr>
-          <w:ilvl w:val="0"/>
-          <w:numId w:val="1001"/>
+        <w:t xml:space="preserve">on the currently-selected tile (keyboard/mouse layout).</w:t>
+      </w:r>
+    </w:p>
+    <w:p>
+      <w:pPr>
+        <w:numPr>
+          <w:ilvl w:val="0"/>
+          <w:numId w:val="1002"/>
         </w:numPr>
         <w:pStyle w:val="Compact"/>
       </w:pPr>
@@ -298,14 +564,29 @@
         <w:t xml:space="preserve"> </w:t>
       </w:r>
       <w:r>
-        <w:t xml:space="preserve">— labels and numbers render in both the keyboard and the controller character-creation UI.</w:t>
-      </w:r>
-    </w:p>
-    <w:p>
-      <w:pPr>
-        <w:numPr>
-          <w:ilvl w:val="0"/>
-          <w:numId w:val="1001"/>
+        <w:t xml:space="preserve">— the labels and numbers render in both the keyboard and controller character-creation UI. (The search panel itself is a keyboard/mouse feature — see</w:t>
+      </w:r>
+      <w:r>
+        <w:t xml:space="preserve"> </w:t>
+      </w:r>
+      <w:r>
+        <w:rPr>
+          <w:i/>
+        </w:rPr>
+        <w:t xml:space="preserve">Controller</w:t>
+      </w:r>
+      <w:r>
+        <w:t xml:space="preserve"> </w:t>
+      </w:r>
+      <w:r>
+        <w:t xml:space="preserve">below.)</w:t>
+      </w:r>
+    </w:p>
+    <w:p>
+      <w:pPr>
+        <w:numPr>
+          <w:ilvl w:val="0"/>
+          <w:numId w:val="1002"/>
         </w:numPr>
         <w:pStyle w:val="Compact"/>
       </w:pPr>
@@ -326,17 +607,17 @@
       <w:pPr>
         <w:pStyle w:val="Heading2"/>
       </w:pPr>
-      <w:bookmarkStart w:id="22" w:name="requirements"/>
+      <w:bookmarkStart w:id="24" w:name="requirements"/>
       <w:r>
         <w:t xml:space="preserve">Requirements</w:t>
       </w:r>
-      <w:bookmarkEnd w:id="22"/>
-    </w:p>
-    <w:p>
-      <w:pPr>
-        <w:numPr>
-          <w:ilvl w:val="0"/>
-          <w:numId w:val="1002"/>
+      <w:bookmarkEnd w:id="24"/>
+    </w:p>
+    <w:p>
+      <w:pPr>
+        <w:numPr>
+          <w:ilvl w:val="0"/>
+          <w:numId w:val="1003"/>
         </w:numPr>
         <w:pStyle w:val="Compact"/>
       </w:pPr>
@@ -354,7 +635,7 @@
       <w:pPr>
         <w:numPr>
           <w:ilvl w:val="0"/>
-          <w:numId w:val="1002"/>
+          <w:numId w:val="1003"/>
         </w:numPr>
         <w:pStyle w:val="Compact"/>
       </w:pPr>
@@ -370,7 +651,7 @@
       <w:r>
         <w:t xml:space="preserve"> </w:t>
       </w:r>
-      <w:hyperlink r:id="rId23">
+      <w:hyperlink r:id="rId25">
         <w:r>
           <w:rPr>
             <w:rStyle w:val="Hyperlink"/>
@@ -386,21 +667,74 @@
       <w:pPr>
         <w:numPr>
           <w:ilvl w:val="0"/>
-          <w:numId w:val="1002"/>
-        </w:numPr>
-        <w:pStyle w:val="Compact"/>
-      </w:pPr>
-      <w:r>
-        <w:rPr>
-          <w:b/>
-        </w:rPr>
-        <w:t xml:space="preserve">BG3 ImprovedUI (ImpUI)</w:t>
-      </w:r>
-      <w:r>
-        <w:t xml:space="preserve"> </w:t>
-      </w:r>
-      <w:r>
-        <w:t xml:space="preserve">— required. CCNS is built and tested against the ImprovedUI Patch 8 fork (NexusMods mod</w:t>
+          <w:numId w:val="1003"/>
+        </w:numPr>
+        <w:pStyle w:val="Compact"/>
+      </w:pPr>
+      <w:r>
+        <w:rPr>
+          <w:b/>
+        </w:rPr>
+        <w:t xml:space="preserve">A mod manager</w:t>
+      </w:r>
+      <w:r>
+        <w:t xml:space="preserve"> </w:t>
+      </w:r>
+      <w:r>
+        <w:t xml:space="preserve">such as BG3 Mod Manager (BG3MM) — strongly recommended, because CCNS must be</w:t>
+      </w:r>
+      <w:r>
+        <w:t xml:space="preserve"> </w:t>
+      </w:r>
+      <w:r>
+        <w:rPr>
+          <w:b/>
+        </w:rPr>
+        <w:t xml:space="preserve">active in your load order</w:t>
+      </w:r>
+      <w:r>
+        <w:t xml:space="preserve"> </w:t>
+      </w:r>
+      <w:r>
+        <w:t xml:space="preserve">(not just sitting in the Overrides pane) for its Script Extender script to run. See</w:t>
+      </w:r>
+      <w:r>
+        <w:t xml:space="preserve"> </w:t>
+      </w:r>
+      <w:r>
+        <w:rPr>
+          <w:rStyle w:val="VerbatimChar"/>
+        </w:rPr>
+        <w:t xml:space="preserve">INSTALL.md</w:t>
+      </w:r>
+      <w:r>
+        <w:t xml:space="preserve">.</w:t>
+      </w:r>
+    </w:p>
+    <w:p>
+      <w:pPr>
+        <w:pStyle w:val="FirstParagraph"/>
+      </w:pPr>
+      <w:r>
+        <w:rPr>
+          <w:b/>
+        </w:rPr>
+        <w:t xml:space="preserve">Recommended (not required):</w:t>
+      </w:r>
+      <w:r>
+        <w:t xml:space="preserve"> </w:t>
+      </w:r>
+      <w:r>
+        <w:rPr>
+          <w:b/>
+        </w:rPr>
+        <w:t xml:space="preserve">BG3 ImprovedUI</w:t>
+      </w:r>
+      <w:r>
+        <w:t xml:space="preserve"> </w:t>
+      </w:r>
+      <w:r>
+        <w:t xml:space="preserve">— the Patch 8 fork (NexusMods mod</w:t>
       </w:r>
       <w:r>
         <w:t xml:space="preserve"> </w:t>
@@ -424,43 +758,40 @@
         <w:t xml:space="preserve">ImpUI_P8_Fork</w:t>
       </w:r>
       <w:r>
-        <w:t xml:space="preserve">). Install and enable it before CCNS.</w:t>
-      </w:r>
-    </w:p>
-    <w:p>
-      <w:pPr>
-        <w:numPr>
-          <w:ilvl w:val="0"/>
-          <w:numId w:val="1002"/>
-        </w:numPr>
-        <w:pStyle w:val="Compact"/>
-      </w:pPr>
-      <w:r>
-        <w:rPr>
-          <w:b/>
-        </w:rPr>
-        <w:t xml:space="preserve">A mod manager</w:t>
-      </w:r>
-      <w:r>
-        <w:t xml:space="preserve"> </w:t>
-      </w:r>
-      <w:r>
-        <w:t xml:space="preserve">such as BG3 Mod Manager (BG3MM) — strongly recommended, because CCNS must be</w:t>
-      </w:r>
-      <w:r>
-        <w:t xml:space="preserve"> </w:t>
-      </w:r>
-      <w:r>
-        <w:rPr>
-          <w:b/>
-        </w:rPr>
-        <w:t xml:space="preserve">active in your load order</w:t>
-      </w:r>
-      <w:r>
-        <w:t xml:space="preserve"> </w:t>
-      </w:r>
-      <w:r>
-        <w:t xml:space="preserve">(not just sitting in the Overrides pane) for its Script Extender script to run. See</w:t>
+        <w:t xml:space="preserve">). CCNS runs on its own, but it is built and tested alongside ImprovedUI and they play nicely together.</w:t>
+      </w:r>
+    </w:p>
+    <w:p>
+      <w:pPr>
+        <w:pStyle w:val="BodyText"/>
+      </w:pPr>
+      <w:r>
+        <w:t xml:space="preserve">No Python, no sidecar, no external tools. Everything runs in-game.</w:t>
+      </w:r>
+    </w:p>
+    <w:p>
+      <w:pPr>
+        <w:pStyle w:val="Heading2"/>
+      </w:pPr>
+      <w:bookmarkStart w:id="26" w:name="controls"/>
+      <w:r>
+        <w:t xml:space="preserve">Controls</w:t>
+      </w:r>
+      <w:bookmarkEnd w:id="26"/>
+    </w:p>
+    <w:p>
+      <w:pPr>
+        <w:numPr>
+          <w:ilvl w:val="0"/>
+          <w:numId w:val="1004"/>
+        </w:numPr>
+        <w:pStyle w:val="Compact"/>
+      </w:pPr>
+      <w:r>
+        <w:rPr>
+          <w:b/>
+        </w:rPr>
+        <w:t xml:space="preserve">Open / close the search panel:</w:t>
       </w:r>
       <w:r>
         <w:t xml:space="preserve"> </w:t>
@@ -469,6 +800,760 @@
         <w:rPr>
           <w:rStyle w:val="VerbatimChar"/>
         </w:rPr>
+        <w:t xml:space="preserve">Ctrl + Shift + H</w:t>
+      </w:r>
+      <w:r>
+        <w:t xml:space="preserve">, while on the</w:t>
+      </w:r>
+      <w:r>
+        <w:t xml:space="preserve"> </w:t>
+      </w:r>
+      <w:r>
+        <w:rPr>
+          <w:b/>
+        </w:rPr>
+        <w:t xml:space="preserve">Head or Hair</w:t>
+      </w:r>
+      <w:r>
+        <w:t xml:space="preserve"> </w:t>
+      </w:r>
+      <w:r>
+        <w:t xml:space="preserve">screen (New Game character creation, the Magic Mirror, or a mid-game appearance editor). The hotkey is a no-op on other screens. Closing works anywhere.</w:t>
+      </w:r>
+    </w:p>
+    <w:p>
+      <w:pPr>
+        <w:numPr>
+          <w:ilvl w:val="0"/>
+          <w:numId w:val="1004"/>
+        </w:numPr>
+        <w:pStyle w:val="Compact"/>
+      </w:pPr>
+      <w:r>
+        <w:rPr>
+          <w:b/>
+        </w:rPr>
+        <w:t xml:space="preserve">Search:</w:t>
+      </w:r>
+      <w:r>
+        <w:t xml:space="preserve"> </w:t>
+      </w:r>
+      <w:r>
+        <w:t xml:space="preserve">type in the panel’s text box to filter by hair/head</w:t>
+      </w:r>
+      <w:r>
+        <w:t xml:space="preserve"> </w:t>
+      </w:r>
+      <w:r>
+        <w:rPr>
+          <w:b/>
+        </w:rPr>
+        <w:t xml:space="preserve">name</w:t>
+      </w:r>
+      <w:r>
+        <w:t xml:space="preserve"> </w:t>
+      </w:r>
+      <w:r>
+        <w:t xml:space="preserve">or by</w:t>
+      </w:r>
+      <w:r>
+        <w:t xml:space="preserve"> </w:t>
+      </w:r>
+      <w:r>
+        <w:rPr>
+          <w:b/>
+        </w:rPr>
+        <w:t xml:space="preserve">source mod</w:t>
+      </w:r>
+      <w:r>
+        <w:t xml:space="preserve">.</w:t>
+      </w:r>
+    </w:p>
+    <w:p>
+      <w:pPr>
+        <w:numPr>
+          <w:ilvl w:val="0"/>
+          <w:numId w:val="1004"/>
+        </w:numPr>
+        <w:pStyle w:val="Compact"/>
+      </w:pPr>
+      <w:r>
+        <w:rPr>
+          <w:b/>
+        </w:rPr>
+        <w:t xml:space="preserve">Apply:</w:t>
+      </w:r>
+      <w:r>
+        <w:t xml:space="preserve"> </w:t>
+      </w:r>
+      <w:r>
+        <w:t xml:space="preserve">click a result to select that hair/head immediately.</w:t>
+      </w:r>
+    </w:p>
+    <w:p>
+      <w:pPr>
+        <w:numPr>
+          <w:ilvl w:val="0"/>
+          <w:numId w:val="1004"/>
+        </w:numPr>
+        <w:pStyle w:val="Compact"/>
+      </w:pPr>
+      <w:r>
+        <w:rPr>
+          <w:b/>
+        </w:rPr>
+        <w:t xml:space="preserve">Step through matches:</w:t>
+      </w:r>
+      <w:r>
+        <w:t xml:space="preserve"> </w:t>
+      </w:r>
+      <w:r>
+        <w:t xml:space="preserve">use the</w:t>
+      </w:r>
+      <w:r>
+        <w:t xml:space="preserve"> </w:t>
+      </w:r>
+      <w:r>
+        <w:rPr>
+          <w:b/>
+        </w:rPr>
+        <w:t xml:space="preserve">Previous / Next</w:t>
+      </w:r>
+      <w:r>
+        <w:t xml:space="preserve"> </w:t>
+      </w:r>
+      <w:r>
+        <w:t xml:space="preserve">buttons; the status line shows which match you’re on and its tile number.</w:t>
+      </w:r>
+    </w:p>
+    <w:p>
+      <w:pPr>
+        <w:pStyle w:val="Heading2"/>
+      </w:pPr>
+      <w:bookmarkStart w:id="27" w:name="controller"/>
+      <w:r>
+        <w:t xml:space="preserve">Controller</w:t>
+      </w:r>
+      <w:bookmarkEnd w:id="27"/>
+    </w:p>
+    <w:p>
+      <w:pPr>
+        <w:numPr>
+          <w:ilvl w:val="0"/>
+          <w:numId w:val="1005"/>
+        </w:numPr>
+        <w:pStyle w:val="Compact"/>
+      </w:pPr>
+      <w:r>
+        <w:t xml:space="preserve">The name and mod-of-origin</w:t>
+      </w:r>
+      <w:r>
+        <w:t xml:space="preserve"> </w:t>
+      </w:r>
+      <w:r>
+        <w:rPr>
+          <w:b/>
+        </w:rPr>
+        <w:t xml:space="preserve">labels — and the thumbnail numbers — render on the controller layout</w:t>
+      </w:r>
+      <w:r>
+        <w:t xml:space="preserve">, the same as on keyboard/mouse.</w:t>
+      </w:r>
+    </w:p>
+    <w:p>
+      <w:pPr>
+        <w:numPr>
+          <w:ilvl w:val="0"/>
+          <w:numId w:val="1005"/>
+        </w:numPr>
+        <w:pStyle w:val="Compact"/>
+      </w:pPr>
+      <w:r>
+        <w:t xml:space="preserve">The</w:t>
+      </w:r>
+      <w:r>
+        <w:t xml:space="preserve"> </w:t>
+      </w:r>
+      <w:r>
+        <w:rPr>
+          <w:b/>
+        </w:rPr>
+        <w:t xml:space="preserve">search panel itself is a keyboard/mouse feature</w:t>
+      </w:r>
+      <w:r>
+        <w:t xml:space="preserve">: it opens with</w:t>
+      </w:r>
+      <w:r>
+        <w:t xml:space="preserve"> </w:t>
+      </w:r>
+      <w:r>
+        <w:rPr>
+          <w:rStyle w:val="VerbatimChar"/>
+        </w:rPr>
+        <w:t xml:space="preserve">Ctrl+Shift+H</w:t>
+      </w:r>
+      <w:r>
+        <w:t xml:space="preserve"> </w:t>
+      </w:r>
+      <w:r>
+        <w:t xml:space="preserve">and is operated with the mouse (it is not navigable with a controller). Because the numbering is baked when you open the panel, numbering is likewise keyboard/mouse-driven.</w:t>
+      </w:r>
+    </w:p>
+    <w:p>
+      <w:pPr>
+        <w:numPr>
+          <w:ilvl w:val="0"/>
+          <w:numId w:val="1005"/>
+        </w:numPr>
+        <w:pStyle w:val="Compact"/>
+      </w:pPr>
+      <w:r>
+        <w:t xml:space="preserve">The</w:t>
+      </w:r>
+      <w:r>
+        <w:t xml:space="preserve"> </w:t>
+      </w:r>
+      <w:r>
+        <w:rPr>
+          <w:b/>
+        </w:rPr>
+        <w:t xml:space="preserve">brighter selection ring is keyboard-layout only</w:t>
+      </w:r>
+      <w:r>
+        <w:t xml:space="preserve"> </w:t>
+      </w:r>
+      <w:r>
+        <w:t xml:space="preserve">— on the controller layout you’ll see the game’s normal selection highlight instead.</w:t>
+      </w:r>
+    </w:p>
+    <w:p>
+      <w:pPr>
+        <w:pStyle w:val="Heading2"/>
+      </w:pPr>
+      <w:bookmarkStart w:id="28" w:name="how-it-works-brief-technical-overview"/>
+      <w:r>
+        <w:t xml:space="preserve">How it works (brief technical overview)</w:t>
+      </w:r>
+      <w:bookmarkEnd w:id="28"/>
+    </w:p>
+    <w:p>
+      <w:pPr>
+        <w:pStyle w:val="FirstParagraph"/>
+      </w:pPr>
+      <w:r>
+        <w:t xml:space="preserve">CCNS ships an override of the base-game character-creation UI library (</w:t>
+      </w:r>
+      <w:r>
+        <w:rPr>
+          <w:rStyle w:val="VerbatimChar"/>
+        </w:rPr>
+        <w:t xml:space="preserve">CCLib_k.xaml</w:t>
+      </w:r>
+      <w:r>
+        <w:t xml:space="preserve"> </w:t>
+      </w:r>
+      <w:r>
+        <w:t xml:space="preserve">for keyboard,</w:t>
+      </w:r>
+      <w:r>
+        <w:t xml:space="preserve"> </w:t>
+      </w:r>
+      <w:r>
+        <w:rPr>
+          <w:rStyle w:val="VerbatimChar"/>
+        </w:rPr>
+        <w:t xml:space="preserve">CCLib_c.xaml</w:t>
+      </w:r>
+      <w:r>
+        <w:t xml:space="preserve"> </w:t>
+      </w:r>
+      <w:r>
+        <w:t xml:space="preserve">for controller). The override adds a small name-label element to the shared hair/head tile template — scoped so it appears only on the hair and head grids, not on every appearance picker.</w:t>
+      </w:r>
+    </w:p>
+    <w:p>
+      <w:pPr>
+        <w:pStyle w:val="BodyText"/>
+      </w:pPr>
+      <w:r>
+        <w:t xml:space="preserve">At launch, a Script Extender Lua client script builds a map from each character-creation appearance visual to the mod that supplied it (using the engine’s static-data sources), then bakes the option’s name, tile number, and source mod into the text the tile displays. The same data drives the search panel, which reads the live hair/head collections and applies your selection back to the game. The panel is summoned only by</w:t>
+      </w:r>
+      <w:r>
+        <w:t xml:space="preserve"> </w:t>
+      </w:r>
+      <w:r>
+        <w:rPr>
+          <w:rStyle w:val="VerbatimChar"/>
+        </w:rPr>
+        <w:t xml:space="preserve">Ctrl+Shift+H</w:t>
+      </w:r>
+      <w:r>
+        <w:t xml:space="preserve">, and the keypress checks that you’re on the Hair/Head picker before opening — there is no always-on background polling.</w:t>
+      </w:r>
+    </w:p>
+    <w:p>
+      <w:pPr>
+        <w:pStyle w:val="BodyText"/>
+      </w:pPr>
+      <w:r>
+        <w:t xml:space="preserve">Nothing is written to your save. All text and UI changes are applied at runtime on each launch, and removing the mod reverts everything on the next launch.</w:t>
+      </w:r>
+    </w:p>
+    <w:p>
+      <w:pPr>
+        <w:pStyle w:val="Heading2"/>
+      </w:pPr>
+      <w:bookmarkStart w:id="29" w:name="compatibility"/>
+      <w:r>
+        <w:t xml:space="preserve">Compatibility</w:t>
+      </w:r>
+      <w:bookmarkEnd w:id="29"/>
+    </w:p>
+    <w:p>
+      <w:pPr>
+        <w:numPr>
+          <w:ilvl w:val="0"/>
+          <w:numId w:val="1006"/>
+        </w:numPr>
+        <w:pStyle w:val="Compact"/>
+      </w:pPr>
+      <w:r>
+        <w:rPr>
+          <w:b/>
+        </w:rPr>
+        <w:t xml:space="preserve">Appearance Edit Enhanced (AEE)</w:t>
+      </w:r>
+      <w:r>
+        <w:t xml:space="preserve"> </w:t>
+      </w:r>
+      <w:r>
+        <w:t xml:space="preserve">and the</w:t>
+      </w:r>
+      <w:r>
+        <w:t xml:space="preserve"> </w:t>
+      </w:r>
+      <w:r>
+        <w:rPr>
+          <w:b/>
+        </w:rPr>
+        <w:t xml:space="preserve">Magic Mirror</w:t>
+      </w:r>
+      <w:r>
+        <w:t xml:space="preserve"> </w:t>
+      </w:r>
+      <w:r>
+        <w:t xml:space="preserve">— compatible. Labels, numbers, and the search panel work in the mid-game appearance editor exactly as they do in New Game character creation (open the panel the same way, with</w:t>
+      </w:r>
+      <w:r>
+        <w:t xml:space="preserve"> </w:t>
+      </w:r>
+      <w:r>
+        <w:rPr>
+          <w:rStyle w:val="VerbatimChar"/>
+        </w:rPr>
+        <w:t xml:space="preserve">Ctrl+Shift+H</w:t>
+      </w:r>
+      <w:r>
+        <w:t xml:space="preserve"> </w:t>
+      </w:r>
+      <w:r>
+        <w:t xml:space="preserve">on the Head/Hair screen).</w:t>
+      </w:r>
+    </w:p>
+    <w:p>
+      <w:pPr>
+        <w:numPr>
+          <w:ilvl w:val="0"/>
+          <w:numId w:val="1006"/>
+        </w:numPr>
+        <w:pStyle w:val="Compact"/>
+      </w:pPr>
+      <w:r>
+        <w:rPr>
+          <w:b/>
+        </w:rPr>
+        <w:t xml:space="preserve">BG3 ImprovedUI</w:t>
+      </w:r>
+      <w:r>
+        <w:t xml:space="preserve"> </w:t>
+      </w:r>
+      <w:r>
+        <w:t xml:space="preserve">— compatible and recommended; CCNS is tested alongside it.</w:t>
+      </w:r>
+    </w:p>
+    <w:p>
+      <w:pPr>
+        <w:numPr>
+          <w:ilvl w:val="0"/>
+          <w:numId w:val="1006"/>
+        </w:numPr>
+        <w:pStyle w:val="Compact"/>
+      </w:pPr>
+      <w:r>
+        <w:rPr>
+          <w:b/>
+        </w:rPr>
+        <w:t xml:space="preserve">Other UI / tooltip mods</w:t>
+      </w:r>
+      <w:r>
+        <w:t xml:space="preserve"> </w:t>
+      </w:r>
+      <w:r>
+        <w:t xml:space="preserve">— CCNS only modifies the hair/head tile template and runs its own Script Extender script; it does not touch tooltips or other panels.</w:t>
+      </w:r>
+    </w:p>
+    <w:p>
+      <w:pPr>
+        <w:numPr>
+          <w:ilvl w:val="0"/>
+          <w:numId w:val="1006"/>
+        </w:numPr>
+        <w:pStyle w:val="Compact"/>
+      </w:pPr>
+      <w:r>
+        <w:rPr>
+          <w:b/>
+        </w:rPr>
+        <w:t xml:space="preserve">Customizer’s Compendium (mod 10)</w:t>
+      </w:r>
+      <w:r>
+        <w:t xml:space="preserve"> </w:t>
+      </w:r>
+      <w:r>
+        <w:t xml:space="preserve">—</w:t>
+      </w:r>
+      <w:r>
+        <w:t xml:space="preserve"> </w:t>
+      </w:r>
+      <w:r>
+        <w:rPr>
+          <w:b/>
+        </w:rPr>
+        <w:t xml:space="preserve">incompatible.</w:t>
+      </w:r>
+      <w:r>
+        <w:t xml:space="preserve"> </w:t>
+      </w:r>
+      <w:r>
+        <w:t xml:space="preserve">That mod ships a full-file replacement of</w:t>
+      </w:r>
+      <w:r>
+        <w:t xml:space="preserve"> </w:t>
+      </w:r>
+      <w:r>
+        <w:rPr>
+          <w:rStyle w:val="VerbatimChar"/>
+        </w:rPr>
+        <w:t xml:space="preserve">CCLib_k.xaml</w:t>
+      </w:r>
+      <w:r>
+        <w:t xml:space="preserve">, which conflicts with CCNS’s override (whichever loads last wins, and you lose the other’s changes). If you want Customizer’s-Compendium-style options, use the</w:t>
+      </w:r>
+      <w:r>
+        <w:t xml:space="preserve"> </w:t>
+      </w:r>
+      <w:r>
+        <w:rPr>
+          <w:b/>
+        </w:rPr>
+        <w:t xml:space="preserve">Patch 7 Ready</w:t>
+      </w:r>
+      <w:r>
+        <w:t xml:space="preserve"> </w:t>
+      </w:r>
+      <w:r>
+        <w:t xml:space="preserve">version on NexusMods (mod</w:t>
+      </w:r>
+      <w:r>
+        <w:t xml:space="preserve"> </w:t>
+      </w:r>
+      <w:r>
+        <w:rPr>
+          <w:b/>
+        </w:rPr>
+        <w:t xml:space="preserve">12111</w:t>
+      </w:r>
+      <w:r>
+        <w:t xml:space="preserve">) instead, which does not replace the UI library.</w:t>
+      </w:r>
+    </w:p>
+    <w:p>
+      <w:pPr>
+        <w:numPr>
+          <w:ilvl w:val="0"/>
+          <w:numId w:val="1006"/>
+        </w:numPr>
+        <w:pStyle w:val="Compact"/>
+      </w:pPr>
+      <w:r>
+        <w:rPr>
+          <w:b/>
+        </w:rPr>
+        <w:t xml:space="preserve">Any mod that fully replaces</w:t>
+      </w:r>
+      <w:r>
+        <w:rPr>
+          <w:b/>
+        </w:rPr>
+        <w:t xml:space="preserve"> </w:t>
+      </w:r>
+      <w:r>
+        <w:rPr>
+          <w:rStyle w:val="VerbatimChar"/>
+          <w:b/>
+        </w:rPr>
+        <w:t xml:space="preserve">CCLib_k.xaml</w:t>
+      </w:r>
+      <w:r>
+        <w:rPr>
+          <w:b/>
+        </w:rPr>
+        <w:t xml:space="preserve"> </w:t>
+      </w:r>
+      <w:r>
+        <w:rPr>
+          <w:b/>
+        </w:rPr>
+        <w:t xml:space="preserve">or</w:t>
+      </w:r>
+      <w:r>
+        <w:rPr>
+          <w:b/>
+        </w:rPr>
+        <w:t xml:space="preserve"> </w:t>
+      </w:r>
+      <w:r>
+        <w:rPr>
+          <w:rStyle w:val="VerbatimChar"/>
+          <w:b/>
+        </w:rPr>
+        <w:t xml:space="preserve">CCLib_c.xaml</w:t>
+      </w:r>
+      <w:r>
+        <w:t xml:space="preserve"> </w:t>
+      </w:r>
+      <w:r>
+        <w:t xml:space="preserve">will conflict for the same reason. Load order decides which one wins.</w:t>
+      </w:r>
+    </w:p>
+    <w:p>
+      <w:pPr>
+        <w:pStyle w:val="Heading2"/>
+      </w:pPr>
+      <w:bookmarkStart w:id="30" w:name="known-limitations"/>
+      <w:r>
+        <w:t xml:space="preserve">Known limitations</w:t>
+      </w:r>
+      <w:bookmarkEnd w:id="30"/>
+    </w:p>
+    <w:p>
+      <w:pPr>
+        <w:numPr>
+          <w:ilvl w:val="0"/>
+          <w:numId w:val="1007"/>
+        </w:numPr>
+        <w:pStyle w:val="Compact"/>
+      </w:pPr>
+      <w:r>
+        <w:rPr>
+          <w:b/>
+        </w:rPr>
+        <w:t xml:space="preserve">The tile numbers appear after a Head↔Hair tab round-trip</w:t>
+      </w:r>
+      <w:r>
+        <w:t xml:space="preserve"> </w:t>
+      </w:r>
+      <w:r>
+        <w:t xml:space="preserve">(usually 1–2), because BG3 recycles the thumbnail tiles and only repaints their labels when a tab is rebuilt. This is a one-time step per character-creation session — see</w:t>
+      </w:r>
+      <w:r>
+        <w:t xml:space="preserve"> </w:t>
+      </w:r>
+      <w:r>
+        <w:rPr>
+          <w:i/>
+        </w:rPr>
+        <w:t xml:space="preserve">How to use</w:t>
+      </w:r>
+      <w:r>
+        <w:t xml:space="preserve"> </w:t>
+      </w:r>
+      <w:r>
+        <w:t xml:space="preserve">above.</w:t>
+      </w:r>
+    </w:p>
+    <w:p>
+      <w:pPr>
+        <w:numPr>
+          <w:ilvl w:val="0"/>
+          <w:numId w:val="1007"/>
+        </w:numPr>
+        <w:pStyle w:val="Compact"/>
+      </w:pPr>
+      <w:r>
+        <w:rPr>
+          <w:b/>
+        </w:rPr>
+        <w:t xml:space="preserve">The search panel is opened by hotkey; it does not pop open automatically.</w:t>
+      </w:r>
+      <w:r>
+        <w:t xml:space="preserve"> </w:t>
+      </w:r>
+      <w:r>
+        <w:t xml:space="preserve">This is deliberate — an always-on check to auto-open it added a constant background cost and log spam, so CCNS uses the on-demand</w:t>
+      </w:r>
+      <w:r>
+        <w:t xml:space="preserve"> </w:t>
+      </w:r>
+      <w:r>
+        <w:rPr>
+          <w:rStyle w:val="VerbatimChar"/>
+        </w:rPr>
+        <w:t xml:space="preserve">Ctrl+Shift+H</w:t>
+      </w:r>
+      <w:r>
+        <w:t xml:space="preserve"> </w:t>
+      </w:r>
+      <w:r>
+        <w:t xml:space="preserve">hotkey instead.</w:t>
+      </w:r>
+    </w:p>
+    <w:p>
+      <w:pPr>
+        <w:numPr>
+          <w:ilvl w:val="0"/>
+          <w:numId w:val="1007"/>
+        </w:numPr>
+        <w:pStyle w:val="Compact"/>
+      </w:pPr>
+      <w:r>
+        <w:rPr>
+          <w:b/>
+        </w:rPr>
+        <w:t xml:space="preserve">Matches are shown by number, not highlighted in the grid.</w:t>
+      </w:r>
+      <w:r>
+        <w:t xml:space="preserve"> </w:t>
+      </w:r>
+      <w:r>
+        <w:t xml:space="preserve">The game’s hair/head tile collections are read-only at runtime, so CCNS cannot draw a glow on matching tiles, hide non-matches, or scroll the grid to a match. Instead, each modded tile is numbered and the search panel’s</w:t>
+      </w:r>
+      <w:r>
+        <w:t xml:space="preserve"> </w:t>
+      </w:r>
+      <w:r>
+        <w:rPr>
+          <w:b/>
+        </w:rPr>
+        <w:t xml:space="preserve">Next / Previous</w:t>
+      </w:r>
+      <w:r>
+        <w:t xml:space="preserve"> </w:t>
+      </w:r>
+      <w:r>
+        <w:t xml:space="preserve">navigation tells you which numbered tile to look at. This is a hard engine limitation.</w:t>
+      </w:r>
+    </w:p>
+    <w:p>
+      <w:pPr>
+        <w:numPr>
+          <w:ilvl w:val="0"/>
+          <w:numId w:val="1007"/>
+        </w:numPr>
+        <w:pStyle w:val="Compact"/>
+      </w:pPr>
+      <w:r>
+        <w:rPr>
+          <w:b/>
+        </w:rPr>
+        <w:t xml:space="preserve">Only modded tiles are numbered.</w:t>
+      </w:r>
+      <w:r>
+        <w:t xml:space="preserve"> </w:t>
+      </w:r>
+      <w:r>
+        <w:t xml:space="preserve">Base-game (vanilla) hair/head options are intentionally left unnumbered to keep the grid clean and avoid touching base-game text.</w:t>
+      </w:r>
+    </w:p>
+    <w:p>
+      <w:pPr>
+        <w:numPr>
+          <w:ilvl w:val="0"/>
+          <w:numId w:val="1007"/>
+        </w:numPr>
+        <w:pStyle w:val="Compact"/>
+      </w:pPr>
+      <w:r>
+        <w:rPr>
+          <w:b/>
+        </w:rPr>
+        <w:t xml:space="preserve">Some options may read as</w:t>
+      </w:r>
+      <w:r>
+        <w:rPr>
+          <w:b/>
+        </w:rPr>
+        <w:t xml:space="preserve"> </w:t>
+      </w:r>
+      <w:r>
+        <w:rPr>
+          <w:i/>
+          <w:b/>
+        </w:rPr>
+        <w:t xml:space="preserve">Vanilla</w:t>
+      </w:r>
+      <w:r>
+        <w:rPr>
+          <w:b/>
+        </w:rPr>
+        <w:t xml:space="preserve">.</w:t>
+      </w:r>
+      <w:r>
+        <w:t xml:space="preserve"> </w:t>
+      </w:r>
+      <w:r>
+        <w:t xml:space="preserve">Mod-of-origin is resolved from the engine’s appearance-visual source data. An option the game does not attribute to a specific mod source will show as</w:t>
+      </w:r>
+      <w:r>
+        <w:t xml:space="preserve"> </w:t>
+      </w:r>
+      <w:r>
+        <w:rPr>
+          <w:i/>
+        </w:rPr>
+        <w:t xml:space="preserve">Vanilla</w:t>
+      </w:r>
+      <w:r>
+        <w:t xml:space="preserve">.</w:t>
+      </w:r>
+    </w:p>
+    <w:p>
+      <w:pPr>
+        <w:numPr>
+          <w:ilvl w:val="0"/>
+          <w:numId w:val="1007"/>
+        </w:numPr>
+        <w:pStyle w:val="Compact"/>
+      </w:pPr>
+      <w:r>
+        <w:rPr>
+          <w:b/>
+        </w:rPr>
+        <w:t xml:space="preserve">The mod must be active in your load order</w:t>
+      </w:r>
+      <w:r>
+        <w:t xml:space="preserve"> </w:t>
+      </w:r>
+      <w:r>
+        <w:t xml:space="preserve">for any of this to appear. As a base-game-file override it can otherwise sit in your manager’s Overrides pane, where its Script Extender script does not run. See</w:t>
+      </w:r>
+      <w:r>
+        <w:t xml:space="preserve"> </w:t>
+      </w:r>
+      <w:r>
+        <w:rPr>
+          <w:rStyle w:val="VerbatimChar"/>
+        </w:rPr>
         <w:t xml:space="preserve">INSTALL.md</w:t>
       </w:r>
       <w:r>
@@ -477,619 +1562,19 @@
     </w:p>
     <w:p>
       <w:pPr>
+        <w:pStyle w:val="Heading2"/>
+      </w:pPr>
+      <w:bookmarkStart w:id="31" w:name="faq"/>
+      <w:r>
+        <w:t xml:space="preserve">FAQ</w:t>
+      </w:r>
+      <w:bookmarkEnd w:id="31"/>
+    </w:p>
+    <w:p>
+      <w:pPr>
         <w:pStyle w:val="FirstParagraph"/>
       </w:pPr>
       <w:r>
-        <w:t xml:space="preserve">No Python, no sidecar, no external tools. Everything runs in-game.</w:t>
-      </w:r>
-    </w:p>
-    <w:p>
-      <w:pPr>
-        <w:pStyle w:val="Heading2"/>
-      </w:pPr>
-      <w:bookmarkStart w:id="24" w:name="how-it-works-brief-technical-overview"/>
-      <w:r>
-        <w:t xml:space="preserve">How it works (brief technical overview)</w:t>
-      </w:r>
-      <w:bookmarkEnd w:id="24"/>
-    </w:p>
-    <w:p>
-      <w:pPr>
-        <w:pStyle w:val="FirstParagraph"/>
-      </w:pPr>
-      <w:r>
-        <w:t xml:space="preserve">CCNS ships an override of the base-game character-creation UI library (</w:t>
-      </w:r>
-      <w:r>
-        <w:rPr>
-          <w:rStyle w:val="VerbatimChar"/>
-        </w:rPr>
-        <w:t xml:space="preserve">CCLib_k.xaml</w:t>
-      </w:r>
-      <w:r>
-        <w:t xml:space="preserve"> </w:t>
-      </w:r>
-      <w:r>
-        <w:t xml:space="preserve">for keyboard,</w:t>
-      </w:r>
-      <w:r>
-        <w:t xml:space="preserve"> </w:t>
-      </w:r>
-      <w:r>
-        <w:rPr>
-          <w:rStyle w:val="VerbatimChar"/>
-        </w:rPr>
-        <w:t xml:space="preserve">CCLib_c.xaml</w:t>
-      </w:r>
-      <w:r>
-        <w:t xml:space="preserve"> </w:t>
-      </w:r>
-      <w:r>
-        <w:t xml:space="preserve">for controller). The override adds a small name-label element to the shared hair/head tile template — scoped so it appears only on the hair and head grids, not on every appearance picker.</w:t>
-      </w:r>
-    </w:p>
-    <w:p>
-      <w:pPr>
-        <w:pStyle w:val="BodyText"/>
-      </w:pPr>
-      <w:r>
-        <w:t xml:space="preserve">At launch, a Script Extender Lua client script builds a map from each character-creation appearance visual to the mod that supplied it (using the engine’s static-data sources), then bakes the option’s name, tile number, and source mod into the text the tile displays. The same data drives the search panel, which reads the live hair/head collections and applies your selection back to the game.</w:t>
-      </w:r>
-    </w:p>
-    <w:p>
-      <w:pPr>
-        <w:pStyle w:val="BodyText"/>
-      </w:pPr>
-      <w:r>
-        <w:t xml:space="preserve">Nothing is written to your save. All text and UI changes are applied at runtime on each launch, and removing the mod reverts everything on the next launch.</w:t>
-      </w:r>
-    </w:p>
-    <w:p>
-      <w:pPr>
-        <w:pStyle w:val="Heading2"/>
-      </w:pPr>
-      <w:bookmarkStart w:id="25" w:name="controls"/>
-      <w:r>
-        <w:t xml:space="preserve">Controls</w:t>
-      </w:r>
-      <w:bookmarkEnd w:id="25"/>
-    </w:p>
-    <w:p>
-      <w:pPr>
-        <w:numPr>
-          <w:ilvl w:val="0"/>
-          <w:numId w:val="1003"/>
-        </w:numPr>
-        <w:pStyle w:val="Compact"/>
-      </w:pPr>
-      <w:r>
-        <w:rPr>
-          <w:b/>
-        </w:rPr>
-        <w:t xml:space="preserve">Open / close the search panel:</w:t>
-      </w:r>
-      <w:r>
-        <w:t xml:space="preserve"> </w:t>
-      </w:r>
-      <w:r>
-        <w:rPr>
-          <w:rStyle w:val="VerbatimChar"/>
-        </w:rPr>
-        <w:t xml:space="preserve">Ctrl + Shift + H</w:t>
-      </w:r>
-      <w:r>
-        <w:t xml:space="preserve"> </w:t>
-      </w:r>
-      <w:r>
-        <w:t xml:space="preserve">(works on any character-creation screen, including the Magic Mirror and mid-game appearance editors). The panel also opens automatically when you enter New Game character creation.</w:t>
-      </w:r>
-    </w:p>
-    <w:p>
-      <w:pPr>
-        <w:numPr>
-          <w:ilvl w:val="0"/>
-          <w:numId w:val="1003"/>
-        </w:numPr>
-        <w:pStyle w:val="Compact"/>
-      </w:pPr>
-      <w:r>
-        <w:rPr>
-          <w:b/>
-        </w:rPr>
-        <w:t xml:space="preserve">Search:</w:t>
-      </w:r>
-      <w:r>
-        <w:t xml:space="preserve"> </w:t>
-      </w:r>
-      <w:r>
-        <w:t xml:space="preserve">type in the panel’s text box to filter by hair/head</w:t>
-      </w:r>
-      <w:r>
-        <w:t xml:space="preserve"> </w:t>
-      </w:r>
-      <w:r>
-        <w:rPr>
-          <w:b/>
-        </w:rPr>
-        <w:t xml:space="preserve">name</w:t>
-      </w:r>
-      <w:r>
-        <w:t xml:space="preserve"> </w:t>
-      </w:r>
-      <w:r>
-        <w:t xml:space="preserve">or by</w:t>
-      </w:r>
-      <w:r>
-        <w:t xml:space="preserve"> </w:t>
-      </w:r>
-      <w:r>
-        <w:rPr>
-          <w:b/>
-        </w:rPr>
-        <w:t xml:space="preserve">source mod</w:t>
-      </w:r>
-      <w:r>
-        <w:t xml:space="preserve">.</w:t>
-      </w:r>
-    </w:p>
-    <w:p>
-      <w:pPr>
-        <w:numPr>
-          <w:ilvl w:val="0"/>
-          <w:numId w:val="1003"/>
-        </w:numPr>
-        <w:pStyle w:val="Compact"/>
-      </w:pPr>
-      <w:r>
-        <w:rPr>
-          <w:b/>
-        </w:rPr>
-        <w:t xml:space="preserve">Apply:</w:t>
-      </w:r>
-      <w:r>
-        <w:t xml:space="preserve"> </w:t>
-      </w:r>
-      <w:r>
-        <w:t xml:space="preserve">click a result to select that hair/head immediately.</w:t>
-      </w:r>
-    </w:p>
-    <w:p>
-      <w:pPr>
-        <w:numPr>
-          <w:ilvl w:val="0"/>
-          <w:numId w:val="1003"/>
-        </w:numPr>
-        <w:pStyle w:val="Compact"/>
-      </w:pPr>
-      <w:r>
-        <w:rPr>
-          <w:b/>
-        </w:rPr>
-        <w:t xml:space="preserve">Step through matches:</w:t>
-      </w:r>
-      <w:r>
-        <w:t xml:space="preserve"> </w:t>
-      </w:r>
-      <w:r>
-        <w:t xml:space="preserve">use the</w:t>
-      </w:r>
-      <w:r>
-        <w:t xml:space="preserve"> </w:t>
-      </w:r>
-      <w:r>
-        <w:rPr>
-          <w:b/>
-        </w:rPr>
-        <w:t xml:space="preserve">Previous / Next</w:t>
-      </w:r>
-      <w:r>
-        <w:t xml:space="preserve"> </w:t>
-      </w:r>
-      <w:r>
-        <w:t xml:space="preserve">buttons; the status line shows which match you’re on and its tile number.</w:t>
-      </w:r>
-    </w:p>
-    <w:p>
-      <w:pPr>
-        <w:numPr>
-          <w:ilvl w:val="0"/>
-          <w:numId w:val="1003"/>
-        </w:numPr>
-        <w:pStyle w:val="Compact"/>
-      </w:pPr>
-      <w:r>
-        <w:rPr>
-          <w:b/>
-        </w:rPr>
-        <w:t xml:space="preserve">Console fallback</w:t>
-      </w:r>
-      <w:r>
-        <w:t xml:space="preserve"> </w:t>
-      </w:r>
-      <w:r>
-        <w:t xml:space="preserve">(if the hotkey is ever unavailable): open the Script Extender console, switch to the client context, and run</w:t>
-      </w:r>
-      <w:r>
-        <w:t xml:space="preserve"> </w:t>
-      </w:r>
-      <w:r>
-        <w:rPr>
-          <w:rStyle w:val="VerbatimChar"/>
-        </w:rPr>
-        <w:t xml:space="preserve">Mods.CCNS_HairHeadSearch.CCNS_Search()</w:t>
-      </w:r>
-      <w:r>
-        <w:t xml:space="preserve">.</w:t>
-      </w:r>
-    </w:p>
-    <w:p>
-      <w:pPr>
-        <w:pStyle w:val="Heading2"/>
-      </w:pPr>
-      <w:bookmarkStart w:id="26" w:name="compatibility"/>
-      <w:r>
-        <w:t xml:space="preserve">Compatibility</w:t>
-      </w:r>
-      <w:bookmarkEnd w:id="26"/>
-    </w:p>
-    <w:p>
-      <w:pPr>
-        <w:numPr>
-          <w:ilvl w:val="0"/>
-          <w:numId w:val="1004"/>
-        </w:numPr>
-        <w:pStyle w:val="Compact"/>
-      </w:pPr>
-      <w:r>
-        <w:rPr>
-          <w:b/>
-        </w:rPr>
-        <w:t xml:space="preserve">Appearance Edit Enhanced (AEE)</w:t>
-      </w:r>
-      <w:r>
-        <w:t xml:space="preserve"> </w:t>
-      </w:r>
-      <w:r>
-        <w:t xml:space="preserve">and the</w:t>
-      </w:r>
-      <w:r>
-        <w:t xml:space="preserve"> </w:t>
-      </w:r>
-      <w:r>
-        <w:rPr>
-          <w:b/>
-        </w:rPr>
-        <w:t xml:space="preserve">Magic Mirror</w:t>
-      </w:r>
-      <w:r>
-        <w:t xml:space="preserve"> </w:t>
-      </w:r>
-      <w:r>
-        <w:t xml:space="preserve">— fully compatible. Labels, numbers, and the search panel work in the mid-game appearance editor exactly as they do in New Game character creation.</w:t>
-      </w:r>
-    </w:p>
-    <w:p>
-      <w:pPr>
-        <w:numPr>
-          <w:ilvl w:val="0"/>
-          <w:numId w:val="1004"/>
-        </w:numPr>
-        <w:pStyle w:val="Compact"/>
-      </w:pPr>
-      <w:r>
-        <w:rPr>
-          <w:b/>
-        </w:rPr>
-        <w:t xml:space="preserve">Other UI / tooltip mods</w:t>
-      </w:r>
-      <w:r>
-        <w:t xml:space="preserve"> </w:t>
-      </w:r>
-      <w:r>
-        <w:t xml:space="preserve">— CCNS only modifies the hair/head tile template and runs its own Script Extender script; it does not touch tooltips or other panels.</w:t>
-      </w:r>
-    </w:p>
-    <w:p>
-      <w:pPr>
-        <w:numPr>
-          <w:ilvl w:val="0"/>
-          <w:numId w:val="1004"/>
-        </w:numPr>
-        <w:pStyle w:val="Compact"/>
-      </w:pPr>
-      <w:r>
-        <w:rPr>
-          <w:b/>
-        </w:rPr>
-        <w:t xml:space="preserve">Customizer’s Compendium (mod 10)</w:t>
-      </w:r>
-      <w:r>
-        <w:t xml:space="preserve"> </w:t>
-      </w:r>
-      <w:r>
-        <w:t xml:space="preserve">—</w:t>
-      </w:r>
-      <w:r>
-        <w:t xml:space="preserve"> </w:t>
-      </w:r>
-      <w:r>
-        <w:rPr>
-          <w:b/>
-        </w:rPr>
-        <w:t xml:space="preserve">incompatible.</w:t>
-      </w:r>
-      <w:r>
-        <w:t xml:space="preserve"> </w:t>
-      </w:r>
-      <w:r>
-        <w:t xml:space="preserve">That mod ships a full-file replacement of</w:t>
-      </w:r>
-      <w:r>
-        <w:t xml:space="preserve"> </w:t>
-      </w:r>
-      <w:r>
-        <w:rPr>
-          <w:rStyle w:val="VerbatimChar"/>
-        </w:rPr>
-        <w:t xml:space="preserve">CCLib_k.xaml</w:t>
-      </w:r>
-      <w:r>
-        <w:t xml:space="preserve">, which conflicts with CCNS’s override (whichever loads last wins, and you lose the other’s changes). If you want Customizer’s-Compendium-style options, use the</w:t>
-      </w:r>
-      <w:r>
-        <w:t xml:space="preserve"> </w:t>
-      </w:r>
-      <w:r>
-        <w:rPr>
-          <w:b/>
-        </w:rPr>
-        <w:t xml:space="preserve">Patch 7 Ready</w:t>
-      </w:r>
-      <w:r>
-        <w:t xml:space="preserve"> </w:t>
-      </w:r>
-      <w:r>
-        <w:t xml:space="preserve">version on NexusMods (mod</w:t>
-      </w:r>
-      <w:r>
-        <w:t xml:space="preserve"> </w:t>
-      </w:r>
-      <w:r>
-        <w:rPr>
-          <w:b/>
-        </w:rPr>
-        <w:t xml:space="preserve">12111</w:t>
-      </w:r>
-      <w:r>
-        <w:t xml:space="preserve">) instead, which does not replace the UI library.</w:t>
-      </w:r>
-    </w:p>
-    <w:p>
-      <w:pPr>
-        <w:numPr>
-          <w:ilvl w:val="0"/>
-          <w:numId w:val="1004"/>
-        </w:numPr>
-        <w:pStyle w:val="Compact"/>
-      </w:pPr>
-      <w:r>
-        <w:rPr>
-          <w:b/>
-        </w:rPr>
-        <w:t xml:space="preserve">Any mod that fully replaces</w:t>
-      </w:r>
-      <w:r>
-        <w:rPr>
-          <w:b/>
-        </w:rPr>
-        <w:t xml:space="preserve"> </w:t>
-      </w:r>
-      <w:r>
-        <w:rPr>
-          <w:rStyle w:val="VerbatimChar"/>
-          <w:b/>
-        </w:rPr>
-        <w:t xml:space="preserve">CCLib_k.xaml</w:t>
-      </w:r>
-      <w:r>
-        <w:rPr>
-          <w:b/>
-        </w:rPr>
-        <w:t xml:space="preserve"> </w:t>
-      </w:r>
-      <w:r>
-        <w:rPr>
-          <w:b/>
-        </w:rPr>
-        <w:t xml:space="preserve">or</w:t>
-      </w:r>
-      <w:r>
-        <w:rPr>
-          <w:b/>
-        </w:rPr>
-        <w:t xml:space="preserve"> </w:t>
-      </w:r>
-      <w:r>
-        <w:rPr>
-          <w:rStyle w:val="VerbatimChar"/>
-          <w:b/>
-        </w:rPr>
-        <w:t xml:space="preserve">CCLib_c.xaml</w:t>
-      </w:r>
-      <w:r>
-        <w:t xml:space="preserve"> </w:t>
-      </w:r>
-      <w:r>
-        <w:t xml:space="preserve">will conflict for the same reason. Load order decides which one wins.</w:t>
-      </w:r>
-    </w:p>
-    <w:p>
-      <w:pPr>
-        <w:pStyle w:val="Heading2"/>
-      </w:pPr>
-      <w:bookmarkStart w:id="27" w:name="known-limitations"/>
-      <w:r>
-        <w:t xml:space="preserve">Known limitations</w:t>
-      </w:r>
-      <w:bookmarkEnd w:id="27"/>
-    </w:p>
-    <w:p>
-      <w:pPr>
-        <w:numPr>
-          <w:ilvl w:val="0"/>
-          <w:numId w:val="1005"/>
-        </w:numPr>
-        <w:pStyle w:val="Compact"/>
-      </w:pPr>
-      <w:r>
-        <w:rPr>
-          <w:b/>
-        </w:rPr>
-        <w:t xml:space="preserve">Matches are shown by number, not highlighted in the grid.</w:t>
-      </w:r>
-      <w:r>
-        <w:t xml:space="preserve"> </w:t>
-      </w:r>
-      <w:r>
-        <w:t xml:space="preserve">The game’s hair/head tile collections are read-only at runtime, so CCNS cannot draw a glow or marker on matching tiles or hide non-matches. Instead, each modded tile is numbered and the search panel’s</w:t>
-      </w:r>
-      <w:r>
-        <w:t xml:space="preserve"> </w:t>
-      </w:r>
-      <w:r>
-        <w:rPr>
-          <w:b/>
-        </w:rPr>
-        <w:t xml:space="preserve">Next / Previous</w:t>
-      </w:r>
-      <w:r>
-        <w:t xml:space="preserve"> </w:t>
-      </w:r>
-      <w:r>
-        <w:t xml:space="preserve">navigation tells you which numbered tile to look at. This is a hard engine limitation, not a planned feature.</w:t>
-      </w:r>
-    </w:p>
-    <w:p>
-      <w:pPr>
-        <w:numPr>
-          <w:ilvl w:val="0"/>
-          <w:numId w:val="1005"/>
-        </w:numPr>
-        <w:pStyle w:val="Compact"/>
-      </w:pPr>
-      <w:r>
-        <w:rPr>
-          <w:b/>
-        </w:rPr>
-        <w:t xml:space="preserve">Only modded tiles are numbered.</w:t>
-      </w:r>
-      <w:r>
-        <w:t xml:space="preserve"> </w:t>
-      </w:r>
-      <w:r>
-        <w:t xml:space="preserve">Base-game (vanilla) hair/head options are intentionally left unnumbered to keep the grid clean and avoid touching base-game text.</w:t>
-      </w:r>
-    </w:p>
-    <w:p>
-      <w:pPr>
-        <w:numPr>
-          <w:ilvl w:val="0"/>
-          <w:numId w:val="1005"/>
-        </w:numPr>
-        <w:pStyle w:val="Compact"/>
-      </w:pPr>
-      <w:r>
-        <w:rPr>
-          <w:b/>
-        </w:rPr>
-        <w:t xml:space="preserve">Some options may read as</w:t>
-      </w:r>
-      <w:r>
-        <w:rPr>
-          <w:b/>
-        </w:rPr>
-        <w:t xml:space="preserve"> </w:t>
-      </w:r>
-      <w:r>
-        <w:rPr>
-          <w:i/>
-          <w:b/>
-        </w:rPr>
-        <w:t xml:space="preserve">Vanilla</w:t>
-      </w:r>
-      <w:r>
-        <w:rPr>
-          <w:b/>
-        </w:rPr>
-        <w:t xml:space="preserve">.</w:t>
-      </w:r>
-      <w:r>
-        <w:t xml:space="preserve"> </w:t>
-      </w:r>
-      <w:r>
-        <w:t xml:space="preserve">Mod-of-origin is resolved from the engine’s appearance-visual source data. An option that the game does not attribute to a specific mod source will show as</w:t>
-      </w:r>
-      <w:r>
-        <w:t xml:space="preserve"> </w:t>
-      </w:r>
-      <w:r>
-        <w:rPr>
-          <w:i/>
-        </w:rPr>
-        <w:t xml:space="preserve">Vanilla</w:t>
-      </w:r>
-      <w:r>
-        <w:t xml:space="preserve">.</w:t>
-      </w:r>
-    </w:p>
-    <w:p>
-      <w:pPr>
-        <w:numPr>
-          <w:ilvl w:val="0"/>
-          <w:numId w:val="1005"/>
-        </w:numPr>
-        <w:pStyle w:val="Compact"/>
-      </w:pPr>
-      <w:r>
-        <w:rPr>
-          <w:b/>
-        </w:rPr>
-        <w:t xml:space="preserve">The mod must be active in your load order</w:t>
-      </w:r>
-      <w:r>
-        <w:t xml:space="preserve"> </w:t>
-      </w:r>
-      <w:r>
-        <w:t xml:space="preserve">for any of this to appear. As a base-game-file override it can otherwise sit in your manager’s Overrides pane, where its Script Extender script does not run. See</w:t>
-      </w:r>
-      <w:r>
-        <w:t xml:space="preserve"> </w:t>
-      </w:r>
-      <w:r>
-        <w:rPr>
-          <w:rStyle w:val="VerbatimChar"/>
-        </w:rPr>
-        <w:t xml:space="preserve">INSTALL.md</w:t>
-      </w:r>
-      <w:r>
-        <w:t xml:space="preserve">.</w:t>
-      </w:r>
-    </w:p>
-    <w:p>
-      <w:pPr>
-        <w:pStyle w:val="Heading2"/>
-      </w:pPr>
-      <w:bookmarkStart w:id="28" w:name="faq"/>
-      <w:r>
-        <w:t xml:space="preserve">FAQ</w:t>
-      </w:r>
-      <w:bookmarkEnd w:id="28"/>
-    </w:p>
-    <w:p>
-      <w:pPr>
-        <w:pStyle w:val="FirstParagraph"/>
-      </w:pPr>
-      <w:r>
         <w:rPr>
           <w:b/>
         </w:rPr>
@@ -1104,7 +1589,7 @@
       <w:r>
         <w:t xml:space="preserve"> </w:t>
       </w:r>
-      <w:hyperlink r:id="rId23">
+      <w:hyperlink r:id="rId25">
         <w:r>
           <w:rPr>
             <w:rStyle w:val="Hyperlink"/>
@@ -1130,482 +1615,7 @@
         <w:t xml:space="preserve"> </w:t>
       </w:r>
       <w:r>
-        <w:t xml:space="preserve">A: Yes. CCNS is built and tested against the ImprovedUI Patch 8 fork (NexusMods 16649). Install and enable it before CCNS.</w:t>
-      </w:r>
-    </w:p>
-    <w:p>
-      <w:pPr>
-        <w:pStyle w:val="BodyText"/>
-      </w:pPr>
-      <w:r>
-        <w:rPr>
-          <w:b/>
-        </w:rPr>
-        <w:t xml:space="preserve">Q: The search panel won’t open with the hotkey. What now?</w:t>
-      </w:r>
-      <w:r>
-        <w:t xml:space="preserve"> </w:t>
-      </w:r>
-      <w:r>
-        <w:t xml:space="preserve">A: Open the Script Extender console, switch to the client context, and run</w:t>
-      </w:r>
-      <w:r>
-        <w:t xml:space="preserve"> </w:t>
-      </w:r>
-      <w:r>
-        <w:rPr>
-          <w:rStyle w:val="VerbatimChar"/>
-        </w:rPr>
-        <w:t xml:space="preserve">Mods.CCNS_HairHeadSearch.CCNS_Search()</w:t>
-      </w:r>
-      <w:r>
-        <w:t xml:space="preserve">. If that works but the hotkey doesn’t, check that no other mod is binding</w:t>
-      </w:r>
-      <w:r>
-        <w:t xml:space="preserve"> </w:t>
-      </w:r>
-      <w:r>
-        <w:rPr>
-          <w:rStyle w:val="VerbatimChar"/>
-        </w:rPr>
-        <w:t xml:space="preserve">Ctrl + Shift + H</w:t>
-      </w:r>
-      <w:r>
-        <w:t xml:space="preserve">.</w:t>
-      </w:r>
-    </w:p>
-    <w:p>
-      <w:pPr>
-        <w:pStyle w:val="BodyText"/>
-      </w:pPr>
-      <w:r>
-        <w:rPr>
-          <w:b/>
-        </w:rPr>
-        <w:t xml:space="preserve">Q: I see labels but the panel says everything is</w:t>
-      </w:r>
-      <w:r>
-        <w:rPr>
-          <w:b/>
-        </w:rPr>
-        <w:t xml:space="preserve"> </w:t>
-      </w:r>
-      <w:r>
-        <w:rPr>
-          <w:b/>
-        </w:rPr>
-        <w:t xml:space="preserve">“</w:t>
-      </w:r>
-      <w:r>
-        <w:rPr>
-          <w:b/>
-        </w:rPr>
-        <w:t xml:space="preserve">Vanilla.</w:t>
-      </w:r>
-      <w:r>
-        <w:rPr>
-          <w:b/>
-        </w:rPr>
-        <w:t xml:space="preserve">”</w:t>
-      </w:r>
-      <w:r>
-        <w:t xml:space="preserve"> </w:t>
-      </w:r>
-      <w:r>
-        <w:t xml:space="preserve">A: Make sure the mod is active in your load order (not just in the Overrides pane) so its Script Extender script runs, and that you have launched at least once after enabling it.</w:t>
-      </w:r>
-    </w:p>
-    <w:p>
-      <w:pPr>
-        <w:pStyle w:val="BodyText"/>
-      </w:pPr>
-      <w:r>
-        <w:rPr>
-          <w:b/>
-        </w:rPr>
-        <w:t xml:space="preserve">Q: Does it work with a controller?</w:t>
-      </w:r>
-      <w:r>
-        <w:t xml:space="preserve"> </w:t>
-      </w:r>
-      <w:r>
-        <w:t xml:space="preserve">A: Yes — the labels and numbers render in the controller UI as well as keyboard. (The game loads the controller UI only when you’re using a gamepad.)</w:t>
-      </w:r>
-    </w:p>
-    <w:p>
-      <w:pPr>
-        <w:pStyle w:val="BodyText"/>
-      </w:pPr>
-      <w:r>
-        <w:rPr>
-          <w:b/>
-        </w:rPr>
-        <w:t xml:space="preserve">Q: Will this affect my save or my game’s performance?</w:t>
-      </w:r>
-      <w:r>
-        <w:t xml:space="preserve"> </w:t>
-      </w:r>
-      <w:r>
-        <w:t xml:space="preserve">A: No. All work happens at launch; tiles render normally afterward. Nothing is written to your save, and uninstalling reverts everything on the next launch.</w:t>
-      </w:r>
-    </w:p>
-    <w:p>
-      <w:pPr>
-        <w:pStyle w:val="BodyText"/>
-      </w:pPr>
-      <w:r>
-        <w:rPr>
-          <w:b/>
-        </w:rPr>
-        <w:t xml:space="preserve">Q: What does</w:t>
-      </w:r>
-      <w:r>
-        <w:rPr>
-          <w:b/>
-        </w:rPr>
-        <w:t xml:space="preserve"> </w:t>
-      </w:r>
-      <w:r>
-        <w:rPr>
-          <w:b/>
-        </w:rPr>
-        <w:t xml:space="preserve">“</w:t>
-      </w:r>
-      <w:r>
-        <w:rPr>
-          <w:b/>
-        </w:rPr>
-        <w:t xml:space="preserve">CCNS</w:t>
-      </w:r>
-      <w:r>
-        <w:rPr>
-          <w:b/>
-        </w:rPr>
-        <w:t xml:space="preserve">”</w:t>
-      </w:r>
-      <w:r>
-        <w:rPr>
-          <w:b/>
-        </w:rPr>
-        <w:t xml:space="preserve"> </w:t>
-      </w:r>
-      <w:r>
-        <w:rPr>
-          <w:b/>
-        </w:rPr>
-        <w:t xml:space="preserve">stand for?</w:t>
-      </w:r>
-      <w:r>
-        <w:t xml:space="preserve"> </w:t>
-      </w:r>
-      <w:r>
-        <w:t xml:space="preserve">A:</w:t>
-      </w:r>
-      <w:r>
-        <w:t xml:space="preserve"> </w:t>
-      </w:r>
-      <w:r>
-        <w:t xml:space="preserve">“</w:t>
-      </w:r>
-      <w:r>
-        <w:t xml:space="preserve">CC Name &amp; Search</w:t>
-      </w:r>
-      <w:r>
-        <w:t xml:space="preserve">”</w:t>
-      </w:r>
-      <w:r>
-        <w:t xml:space="preserve"> </w:t>
-      </w:r>
-      <w:r>
-        <w:t xml:space="preserve">— character-creation name labels plus search.</w:t>
-      </w:r>
-    </w:p>
-    <w:p>
-      <w:pPr>
-        <w:pStyle w:val="Heading2"/>
-      </w:pPr>
-      <w:bookmarkStart w:id="29" w:name="credits"/>
-      <w:r>
-        <w:t xml:space="preserve">Credits</w:t>
-      </w:r>
-      <w:bookmarkEnd w:id="29"/>
-    </w:p>
-    <w:p>
-      <w:pPr>
-        <w:numPr>
-          <w:ilvl w:val="0"/>
-          <w:numId w:val="1006"/>
-        </w:numPr>
-        <w:pStyle w:val="Compact"/>
-      </w:pPr>
-      <w:r>
-        <w:rPr>
-          <w:b/>
-        </w:rPr>
-        <w:t xml:space="preserve">Author:</w:t>
-      </w:r>
-      <w:r>
-        <w:t xml:space="preserve"> </w:t>
-      </w:r>
-      <w:r>
-        <w:t xml:space="preserve">Serpentine (NexusMods: SerpentineShel)</w:t>
-      </w:r>
-    </w:p>
-    <w:p>
-      <w:pPr>
-        <w:numPr>
-          <w:ilvl w:val="0"/>
-          <w:numId w:val="1006"/>
-        </w:numPr>
-        <w:pStyle w:val="Compact"/>
-      </w:pPr>
-      <w:r>
-        <w:rPr>
-          <w:b/>
-        </w:rPr>
-        <w:t xml:space="preserve">BG3 Script Extender:</w:t>
-      </w:r>
-      <w:r>
-        <w:t xml:space="preserve"> </w:t>
-      </w:r>
-      <w:hyperlink r:id="rId30">
-        <w:r>
-          <w:rPr>
-            <w:rStyle w:val="Hyperlink"/>
-          </w:rPr>
-          <w:t xml:space="preserve">Norbyte</w:t>
-        </w:r>
-      </w:hyperlink>
-      <w:r>
-        <w:t xml:space="preserve"> </w:t>
-      </w:r>
-      <w:r>
-        <w:t xml:space="preserve">— none of the runtime features would be possible without it.</w:t>
-      </w:r>
-    </w:p>
-    <w:p>
-      <w:pPr>
-        <w:numPr>
-          <w:ilvl w:val="0"/>
-          <w:numId w:val="1006"/>
-        </w:numPr>
-        <w:pStyle w:val="Compact"/>
-      </w:pPr>
-      <w:r>
-        <w:rPr>
-          <w:b/>
-        </w:rPr>
-        <w:t xml:space="preserve">BG3 ImprovedUI</w:t>
-      </w:r>
-      <w:r>
-        <w:t xml:space="preserve"> </w:t>
-      </w:r>
-      <w:r>
-        <w:t xml:space="preserve">and its Patch 8 fork maintainers — the UI framework CCNS builds on.</w:t>
-      </w:r>
-    </w:p>
-    <w:p>
-      <w:pPr>
-        <w:numPr>
-          <w:ilvl w:val="0"/>
-          <w:numId w:val="1006"/>
-        </w:numPr>
-        <w:pStyle w:val="Compact"/>
-      </w:pPr>
-      <w:r>
-        <w:rPr>
-          <w:b/>
-        </w:rPr>
-        <w:t xml:space="preserve">Larian Studios</w:t>
-      </w:r>
-      <w:r>
-        <w:t xml:space="preserve"> </w:t>
-      </w:r>
-      <w:r>
-        <w:t xml:space="preserve">— the base character-creation UI that CCNS extends.</w:t>
-      </w:r>
-    </w:p>
-    <w:p>
-      <w:pPr>
-        <w:numPr>
-          <w:ilvl w:val="0"/>
-          <w:numId w:val="1006"/>
-        </w:numPr>
-        <w:pStyle w:val="Compact"/>
-      </w:pPr>
-      <w:r>
-        <w:rPr>
-          <w:b/>
-        </w:rPr>
-        <w:t xml:space="preserve">Testing and feedback:</w:t>
-      </w:r>
-      <w:r>
-        <w:t xml:space="preserve"> </w:t>
-      </w:r>
-      <w:r>
-        <w:t xml:space="preserve">the BG3 modding community.</w:t>
-      </w:r>
-    </w:p>
-    <w:p>
-      <w:pPr>
-        <w:pStyle w:val="Heading2"/>
-      </w:pPr>
-      <w:bookmarkStart w:id="31" w:name="ai-use-disclosure"/>
-      <w:r>
-        <w:t xml:space="preserve">AI use disclosure</w:t>
-      </w:r>
-      <w:bookmarkEnd w:id="31"/>
-    </w:p>
-    <w:p>
-      <w:pPr>
-        <w:pStyle w:val="FirstParagraph"/>
-      </w:pPr>
-      <w:r>
-        <w:t xml:space="preserve">CCNS was developed with substantial assistance from an AI coding assistant (Claude, by Anthropic), used for code authoring (Script Extender Lua and XAML edits), research, and this documentation. The mod contains</w:t>
-      </w:r>
-      <w:r>
-        <w:t xml:space="preserve"> </w:t>
-      </w:r>
-      <w:r>
-        <w:rPr>
-          <w:b/>
-        </w:rPr>
-        <w:t xml:space="preserve">no AI-generated art, images, audio, or other media</w:t>
-      </w:r>
-      <w:r>
-        <w:t xml:space="preserve"> </w:t>
-      </w:r>
-      <w:r>
-        <w:t xml:space="preserve">— only code and text. All design decisions, in-game testing, and the final release were done by the author.</w:t>
-      </w:r>
-    </w:p>
-    <w:p>
-      <w:pPr>
-        <w:pStyle w:val="Heading2"/>
-      </w:pPr>
-      <w:bookmarkStart w:id="32" w:name="source-code"/>
-      <w:r>
-        <w:t xml:space="preserve">Source code</w:t>
-      </w:r>
-      <w:bookmarkEnd w:id="32"/>
-    </w:p>
-    <w:p>
-      <w:pPr>
-        <w:pStyle w:val="FirstParagraph"/>
-      </w:pPr>
-      <w:r>
-        <w:t xml:space="preserve">CCNS is open source. The full source — UI files, Script Extender Lua, build scripts, and these documents — lives on GitHub:</w:t>
-      </w:r>
-    </w:p>
-    <w:p>
-      <w:pPr>
-        <w:pStyle w:val="BodyText"/>
-      </w:pPr>
-      <w:hyperlink r:id="rId33">
-        <w:r>
-          <w:rPr>
-            <w:rStyle w:val="Hyperlink"/>
-          </w:rPr>
-          <w:t xml:space="preserve">https://github.com/Shiney1965/BG3-CC-Mod-Head-and-Hair</w:t>
-        </w:r>
-      </w:hyperlink>
-    </w:p>
-    <w:p>
-      <w:pPr>
-        <w:pStyle w:val="Heading2"/>
-      </w:pPr>
-      <w:bookmarkStart w:id="34" w:name="license"/>
-      <w:r>
-        <w:t xml:space="preserve">License</w:t>
-      </w:r>
-      <w:bookmarkEnd w:id="34"/>
-    </w:p>
-    <w:p>
-      <w:pPr>
-        <w:pStyle w:val="FirstParagraph"/>
-      </w:pPr>
-      <w:r>
-        <w:t xml:space="preserve">MIT. See</w:t>
-      </w:r>
-      <w:r>
-        <w:t xml:space="preserve"> </w:t>
-      </w:r>
-      <w:r>
-        <w:rPr>
-          <w:rStyle w:val="VerbatimChar"/>
-        </w:rPr>
-        <w:t xml:space="preserve">LICENSE</w:t>
-      </w:r>
-      <w:r>
-        <w:t xml:space="preserve">. The mod includes a modified copy of Larian’s character-creation UI files; see</w:t>
-      </w:r>
-      <w:r>
-        <w:t xml:space="preserve"> </w:t>
-      </w:r>
-      <w:r>
-        <w:rPr>
-          <w:rStyle w:val="VerbatimChar"/>
-        </w:rPr>
-        <w:t xml:space="preserve">LICENSE-THIRD-PARTY.md</w:t>
-      </w:r>
-      <w:r>
-        <w:t xml:space="preserve">.</w:t>
-      </w:r>
-    </w:p>
-    <w:p>
-      <w:pPr>
-        <w:pStyle w:val="Heading2"/>
-      </w:pPr>
-      <w:bookmarkStart w:id="35" w:name="reporting-issues"/>
-      <w:r>
-        <w:t xml:space="preserve">Reporting issues</w:t>
-      </w:r>
-      <w:bookmarkEnd w:id="35"/>
-    </w:p>
-    <w:p>
-      <w:pPr>
-        <w:pStyle w:val="FirstParagraph"/>
-      </w:pPr>
-      <w:r>
-        <w:t xml:space="preserve">Drop a comment on the NexusMods listing, or open an issue on the</w:t>
-      </w:r>
-      <w:r>
-        <w:t xml:space="preserve"> </w:t>
-      </w:r>
-      <w:hyperlink r:id="rId33">
-        <w:r>
-          <w:rPr>
-            <w:rStyle w:val="Hyperlink"/>
-          </w:rPr>
-          <w:t xml:space="preserve">GitHub repository</w:t>
-        </w:r>
-      </w:hyperlink>
-      <w:r>
-        <w:t xml:space="preserve">. When reporting, please include:</w:t>
-      </w:r>
-    </w:p>
-    <w:p>
-      <w:pPr>
-        <w:numPr>
-          <w:ilvl w:val="0"/>
-          <w:numId w:val="1007"/>
-        </w:numPr>
-        <w:pStyle w:val="Compact"/>
-      </w:pPr>
-      <w:r>
-        <w:t xml:space="preserve">Your BG3 version and Script Extender version.</w:t>
-      </w:r>
-    </w:p>
-    <w:p>
-      <w:pPr>
-        <w:numPr>
-          <w:ilvl w:val="0"/>
-          <w:numId w:val="1007"/>
-        </w:numPr>
-        <w:pStyle w:val="Compact"/>
-      </w:pPr>
-      <w:r>
-        <w:t xml:space="preserve">Whether you ar</w:t>
+        <w:t xml:space="preserve">A: No — it’s recommended, not required. CCNS runs on its own. ImprovedUI is a tested, compatible companion;</w:t>
       </w:r>
     </w:p>
     <w:sectPr/>

--- a/docs/README.docx
+++ b/docs/README.docx
@@ -77,7 +77,7 @@
         <w:pStyle w:val="FirstParagraph"/>
       </w:pPr>
       <w:r>
-        <w:t xml:space="preserve">If you run a lot of hair and head mods, you have probably scrolled through hundreds of near-identical thumbnails with no idea which mod a style came from or where in the grid it was. CCNS puts a readable name and source-mod under every tile, numbers the modded ones, and gives you a search box that filters by name</w:t>
+        <w:t xml:space="preserve">If you run a lot of hair and head mods, you have probably scrolled through hundreds of near-identical thumbnails with no idea which mod a style came from or where in the grid it was. CCNS puts a readable name and source-mod under every tile, numbers them all in grid order, and gives you a search box that filters by name</w:t>
       </w:r>
       <w:r>
         <w:t xml:space="preserve"> </w:t>
@@ -453,7 +453,7 @@
         <w:t xml:space="preserve"> </w:t>
       </w:r>
       <w:r>
-        <w:t xml:space="preserve">— each modded hair/head tile is numbered (</w:t>
+        <w:t xml:space="preserve">— all head and hair options are numbered in grid order (</w:t>
       </w:r>
       <w:r>
         <w:rPr>
@@ -1436,7 +1436,7 @@
         <w:t xml:space="preserve"> </w:t>
       </w:r>
       <w:r>
-        <w:t xml:space="preserve">The game’s hair/head tile collections are read-only at runtime, so CCNS cannot draw a glow on matching tiles, hide non-matches, or scroll the grid to a match. Instead, each modded tile is numbered and the search panel’s</w:t>
+        <w:t xml:space="preserve">The game’s hair/head tile collections are read-only at runtime, so CCNS cannot draw a glow on matching tiles, hide non-matches, or scroll the grid to a match. Instead, each tile is numbered and the search panel’s</w:t>
       </w:r>
       <w:r>
         <w:t xml:space="preserve"> </w:t>
@@ -1452,27 +1452,6 @@
       </w:r>
       <w:r>
         <w:t xml:space="preserve">navigation tells you which numbered tile to look at. This is a hard engine limitation.</w:t>
-      </w:r>
-    </w:p>
-    <w:p>
-      <w:pPr>
-        <w:numPr>
-          <w:ilvl w:val="0"/>
-          <w:numId w:val="1007"/>
-        </w:numPr>
-        <w:pStyle w:val="Compact"/>
-      </w:pPr>
-      <w:r>
-        <w:rPr>
-          <w:b/>
-        </w:rPr>
-        <w:t xml:space="preserve">Only modded tiles are numbered.</w:t>
-      </w:r>
-      <w:r>
-        <w:t xml:space="preserve"> </w:t>
-      </w:r>
-      <w:r>
-        <w:t xml:space="preserve">Base-game (vanilla) hair/head options are intentionally left unnumbered to keep the grid clean and avoid touching base-game text.</w:t>
       </w:r>
     </w:p>
     <w:p>

--- a/docs/README.docx
+++ b/docs/README.docx
@@ -22,6 +22,77 @@
     </w:p>
     <w:p>
       <w:pPr>
+        <w:pStyle w:val="BlockText"/>
+      </w:pPr>
+      <w:r>
+        <w:rPr>
+          <w:b/>
+        </w:rPr>
+        <w:t xml:space="preserve">New in 1.1.0 — Show current Head/Hair.</w:t>
+      </w:r>
+      <w:r>
+        <w:t xml:space="preserve"> </w:t>
+      </w:r>
+      <w:r>
+        <w:t xml:space="preserve">The search panel now has a</w:t>
+      </w:r>
+      <w:r>
+        <w:t xml:space="preserve"> </w:t>
+      </w:r>
+      <w:r>
+        <w:rPr>
+          <w:b/>
+        </w:rPr>
+        <w:t xml:space="preserve">Show current Head/Hair</w:t>
+      </w:r>
+      <w:r>
+        <w:t xml:space="preserve"> </w:t>
+      </w:r>
+      <w:r>
+        <w:t xml:space="preserve">button that filters the list to the option you</w:t>
+      </w:r>
+      <w:r>
+        <w:t xml:space="preserve"> </w:t>
+      </w:r>
+      <w:r>
+        <w:rPr>
+          <w:i/>
+        </w:rPr>
+        <w:t xml:space="preserve">currently have equipped</w:t>
+      </w:r>
+      <w:r>
+        <w:t xml:space="preserve"> </w:t>
+      </w:r>
+      <w:r>
+        <w:t xml:space="preserve">— the current hair on the Hair screen, the current head on the Head screen — and shows its exact thumbnail number, so you can find the active style in the grid without hunting for the gold-outlined tile. Clear it again with</w:t>
+      </w:r>
+      <w:r>
+        <w:t xml:space="preserve"> </w:t>
+      </w:r>
+      <w:r>
+        <w:rPr>
+          <w:b/>
+        </w:rPr>
+        <w:t xml:space="preserve">Refresh</w:t>
+      </w:r>
+      <w:r>
+        <w:t xml:space="preserve">, by typing in the search box, by toggling a source-mod filter, with</w:t>
+      </w:r>
+      <w:r>
+        <w:t xml:space="preserve"> </w:t>
+      </w:r>
+      <w:r>
+        <w:rPr>
+          <w:b/>
+        </w:rPr>
+        <w:t xml:space="preserve">Show all mods</w:t>
+      </w:r>
+      <w:r>
+        <w:t xml:space="preserve">, or by reopening the panel.</w:t>
+      </w:r>
+    </w:p>
+    <w:p>
+      <w:pPr>
         <w:pStyle w:val="FirstParagraph"/>
       </w:pPr>
       <w:r>
@@ -224,6 +295,51 @@
         <w:rPr>
           <w:b/>
         </w:rPr>
+        <w:t xml:space="preserve">Show current Head/Hair</w:t>
+      </w:r>
+      <w:r>
+        <w:t xml:space="preserve"> </w:t>
+      </w:r>
+      <w:r>
+        <w:t xml:space="preserve">— click this button to filter the list down to the hair or head you currently have equipped and read off its thumbnail number, so you can locate the active style in the grid. Clear the filter with</w:t>
+      </w:r>
+      <w:r>
+        <w:t xml:space="preserve"> </w:t>
+      </w:r>
+      <w:r>
+        <w:rPr>
+          <w:b/>
+        </w:rPr>
+        <w:t xml:space="preserve">Refresh</w:t>
+      </w:r>
+      <w:r>
+        <w:t xml:space="preserve">, by typing, by toggling a source-mod filter, with</w:t>
+      </w:r>
+      <w:r>
+        <w:t xml:space="preserve"> </w:t>
+      </w:r>
+      <w:r>
+        <w:rPr>
+          <w:b/>
+        </w:rPr>
+        <w:t xml:space="preserve">Show all mods</w:t>
+      </w:r>
+      <w:r>
+        <w:t xml:space="preserve">, or by reopening the panel.</w:t>
+      </w:r>
+    </w:p>
+    <w:p>
+      <w:pPr>
+        <w:numPr>
+          <w:ilvl w:val="0"/>
+          <w:numId w:val="1001"/>
+        </w:numPr>
+        <w:pStyle w:val="Compact"/>
+      </w:pPr>
+      <w:r>
+        <w:rPr>
+          <w:b/>
+        </w:rPr>
         <w:t xml:space="preserve">Click a result to apply it</w:t>
       </w:r>
       <w:r>
@@ -453,7 +569,7 @@
         <w:t xml:space="preserve"> </w:t>
       </w:r>
       <w:r>
-        <w:t xml:space="preserve">— all head and hair options are numbered in grid order (</w:t>
+        <w:t xml:space="preserve">— all head and hair options are numbered (</w:t>
       </w:r>
       <w:r>
         <w:rPr>
@@ -474,7 +590,7 @@
         <w:t xml:space="preserve">#2</w:t>
       </w:r>
       <w:r>
-        <w:t xml:space="preserve">, …) so you can match a search result to its place in the grid (see the round-trip note above).</w:t>
+        <w:t xml:space="preserve">, …) in the order they appear in the CC grid, so you can match a search result to its place in the grid (see the round-trip note above).</w:t>
       </w:r>
     </w:p>
     <w:p>
@@ -523,6 +639,36 @@
       </w:r>
       <w:r>
         <w:t xml:space="preserve">.</w:t>
+      </w:r>
+    </w:p>
+    <w:p>
+      <w:pPr>
+        <w:numPr>
+          <w:ilvl w:val="0"/>
+          <w:numId w:val="1002"/>
+        </w:numPr>
+        <w:pStyle w:val="Compact"/>
+      </w:pPr>
+      <w:r>
+        <w:rPr>
+          <w:b/>
+        </w:rPr>
+        <w:t xml:space="preserve">Show current Head/Hair</w:t>
+      </w:r>
+      <w:r>
+        <w:t xml:space="preserve"> </w:t>
+      </w:r>
+      <w:r>
+        <w:rPr>
+          <w:i/>
+        </w:rPr>
+        <w:t xml:space="preserve">(new in 1.1.0)</w:t>
+      </w:r>
+      <w:r>
+        <w:t xml:space="preserve"> </w:t>
+      </w:r>
+      <w:r>
+        <w:t xml:space="preserve">— a panel button that filters the list to the hair or head you currently have equipped (per the screen you’re on) and reports its true thumbnail number, so you can find the active option in the grid without scrolling for the gold-outlined tile.</w:t>
       </w:r>
     </w:p>
     <w:p>
@@ -881,6 +1027,51 @@
         <w:rPr>
           <w:b/>
         </w:rPr>
+        <w:t xml:space="preserve">Show current Head/Hair:</w:t>
+      </w:r>
+      <w:r>
+        <w:t xml:space="preserve"> </w:t>
+      </w:r>
+      <w:r>
+        <w:t xml:space="preserve">click the button to filter the list to the option you currently have equipped and read its thumbnail number; clear it with</w:t>
+      </w:r>
+      <w:r>
+        <w:t xml:space="preserve"> </w:t>
+      </w:r>
+      <w:r>
+        <w:rPr>
+          <w:b/>
+        </w:rPr>
+        <w:t xml:space="preserve">Refresh</w:t>
+      </w:r>
+      <w:r>
+        <w:t xml:space="preserve">, typing, a source-mod filter,</w:t>
+      </w:r>
+      <w:r>
+        <w:t xml:space="preserve"> </w:t>
+      </w:r>
+      <w:r>
+        <w:rPr>
+          <w:b/>
+        </w:rPr>
+        <w:t xml:space="preserve">Show all mods</w:t>
+      </w:r>
+      <w:r>
+        <w:t xml:space="preserve">, or reopening the panel.</w:t>
+      </w:r>
+    </w:p>
+    <w:p>
+      <w:pPr>
+        <w:numPr>
+          <w:ilvl w:val="0"/>
+          <w:numId w:val="1004"/>
+        </w:numPr>
+        <w:pStyle w:val="Compact"/>
+      </w:pPr>
+      <w:r>
+        <w:rPr>
+          <w:b/>
+        </w:rPr>
         <w:t xml:space="preserve">Apply:</w:t>
       </w:r>
       <w:r>
@@ -996,7 +1187,22 @@
         <w:t xml:space="preserve"> </w:t>
       </w:r>
       <w:r>
-        <w:t xml:space="preserve">and is operated with the mouse (it is not navigable with a controller). Because the numbering is baked when you open the panel, numbering is likewise keyboard/mouse-driven.</w:t>
+        <w:t xml:space="preserve">and is operated with the mouse (it is not navigable with a controller). Because the numbering is baked when you open the panel, numbering is likewise keyboard/mouse-driven. The</w:t>
+      </w:r>
+      <w:r>
+        <w:t xml:space="preserve"> </w:t>
+      </w:r>
+      <w:r>
+        <w:rPr>
+          <w:b/>
+        </w:rPr>
+        <w:t xml:space="preserve">Show current Head/Hair</w:t>
+      </w:r>
+      <w:r>
+        <w:t xml:space="preserve"> </w:t>
+      </w:r>
+      <w:r>
+        <w:t xml:space="preserve">button is part of that panel and is therefore keyboard/mouse only as well.</w:t>
       </w:r>
     </w:p>
     <w:p>
@@ -1076,7 +1282,22 @@
         <w:pStyle w:val="BodyText"/>
       </w:pPr>
       <w:r>
-        <w:t xml:space="preserve">At launch, a Script Extender Lua client script builds a map from each character-creation appearance visual to the mod that supplied it (using the engine’s static-data sources), then bakes the option’s name, tile number, and source mod into the text the tile displays. The same data drives the search panel, which reads the live hair/head collections and applies your selection back to the game. The panel is summoned only by</w:t>
+        <w:t xml:space="preserve">At launch, a Script Extender Lua client script builds a map from each character-creation appearance visual to the mod that supplied it (using the engine’s static-data sources), then bakes the option’s name, tile number, and source mod into the text the tile displays. The same data drives the search panel, which reads the live hair/head collections and applies your selection back to the game. The</w:t>
+      </w:r>
+      <w:r>
+        <w:t xml:space="preserve"> </w:t>
+      </w:r>
+      <w:r>
+        <w:rPr>
+          <w:b/>
+        </w:rPr>
+        <w:t xml:space="preserve">Show current Head/Hair</w:t>
+      </w:r>
+      <w:r>
+        <w:t xml:space="preserve"> </w:t>
+      </w:r>
+      <w:r>
+        <w:t xml:space="preserve">button reads the currently-equipped hair/head from that same live collection and matches it to its tile number. The panel is summoned only by</w:t>
       </w:r>
       <w:r>
         <w:t xml:space="preserve"> </w:t>
@@ -1451,7 +1672,22 @@
         <w:t xml:space="preserve"> </w:t>
       </w:r>
       <w:r>
-        <w:t xml:space="preserve">navigation tells you which numbered tile to look at. This is a hard engine limitation.</w:t>
+        <w:t xml:space="preserve">navigation (and the</w:t>
+      </w:r>
+      <w:r>
+        <w:t xml:space="preserve"> </w:t>
+      </w:r>
+      <w:r>
+        <w:rPr>
+          <w:b/>
+        </w:rPr>
+        <w:t xml:space="preserve">Show current Head/Hair</w:t>
+      </w:r>
+      <w:r>
+        <w:t xml:space="preserve"> </w:t>
+      </w:r>
+      <w:r>
+        <w:t xml:space="preserve">button) tell you which numbered tile to look at. This is a hard engine limitation.</w:t>
       </w:r>
     </w:p>
     <w:p>
@@ -1594,7 +1830,658 @@
         <w:t xml:space="preserve"> </w:t>
       </w:r>
       <w:r>
-        <w:t xml:space="preserve">A: No — it’s recommended, not required. CCNS runs on its own. ImprovedUI is a tested, compatible companion;</w:t>
+        <w:t xml:space="preserve">A: No — it’s recommended, not required. CCNS runs on its own. ImprovedUI is a tested, compatible companion; install it if you like, but CCNS does not depend on it.</w:t>
+      </w:r>
+    </w:p>
+    <w:p>
+      <w:pPr>
+        <w:pStyle w:val="BodyText"/>
+      </w:pPr>
+      <w:r>
+        <w:rPr>
+          <w:b/>
+        </w:rPr>
+        <w:t xml:space="preserve">Q: I pressed</w:t>
+      </w:r>
+      <w:r>
+        <w:rPr>
+          <w:b/>
+        </w:rPr>
+        <w:t xml:space="preserve"> </w:t>
+      </w:r>
+      <w:r>
+        <w:rPr>
+          <w:rStyle w:val="VerbatimChar"/>
+          <w:b/>
+        </w:rPr>
+        <w:t xml:space="preserve">Ctrl+Shift+H</w:t>
+      </w:r>
+      <w:r>
+        <w:rPr>
+          <w:b/>
+        </w:rPr>
+        <w:t xml:space="preserve"> </w:t>
+      </w:r>
+      <w:r>
+        <w:rPr>
+          <w:b/>
+        </w:rPr>
+        <w:t xml:space="preserve">and nothing happened.</w:t>
+      </w:r>
+      <w:r>
+        <w:t xml:space="preserve"> </w:t>
+      </w:r>
+      <w:r>
+        <w:t xml:space="preserve">A: The panel only opens while you’re on the</w:t>
+      </w:r>
+      <w:r>
+        <w:t xml:space="preserve"> </w:t>
+      </w:r>
+      <w:r>
+        <w:rPr>
+          <w:b/>
+        </w:rPr>
+        <w:t xml:space="preserve">Head or Hair</w:t>
+      </w:r>
+      <w:r>
+        <w:t xml:space="preserve"> </w:t>
+      </w:r>
+      <w:r>
+        <w:t xml:space="preserve">screen — the hotkey is intentionally a no-op elsewhere. Make sure you’re on the hair/head picker, and that no other mod is binding</w:t>
+      </w:r>
+      <w:r>
+        <w:t xml:space="preserve"> </w:t>
+      </w:r>
+      <w:r>
+        <w:rPr>
+          <w:rStyle w:val="VerbatimChar"/>
+        </w:rPr>
+        <w:t xml:space="preserve">Ctrl+Shift+H</w:t>
+      </w:r>
+      <w:r>
+        <w:t xml:space="preserve">.</w:t>
+      </w:r>
+    </w:p>
+    <w:p>
+      <w:pPr>
+        <w:pStyle w:val="BodyText"/>
+      </w:pPr>
+      <w:r>
+        <w:rPr>
+          <w:b/>
+        </w:rPr>
+        <w:t xml:space="preserve">Q: The panel opened but the thumbnails have no numbers.</w:t>
+      </w:r>
+      <w:r>
+        <w:t xml:space="preserve"> </w:t>
+      </w:r>
+      <w:r>
+        <w:t xml:space="preserve">A: Click back and forth between the Hair and Head tabs 1–2 times — BG3 only repaints the tile labels when a tab is rebuilt. The numbers will then appear and stay.</w:t>
+      </w:r>
+    </w:p>
+    <w:p>
+      <w:pPr>
+        <w:pStyle w:val="BodyText"/>
+      </w:pPr>
+      <w:r>
+        <w:rPr>
+          <w:b/>
+        </w:rPr>
+        <w:t xml:space="preserve">Q: How do I find the hair or head I already have on?</w:t>
+      </w:r>
+      <w:r>
+        <w:t xml:space="preserve"> </w:t>
+      </w:r>
+      <w:r>
+        <w:t xml:space="preserve">A: Open the panel and click</w:t>
+      </w:r>
+      <w:r>
+        <w:t xml:space="preserve"> </w:t>
+      </w:r>
+      <w:r>
+        <w:rPr>
+          <w:b/>
+        </w:rPr>
+        <w:t xml:space="preserve">Show current Head/Hair</w:t>
+      </w:r>
+      <w:r>
+        <w:t xml:space="preserve">. It filters the list to your currently-equipped option (the hair on the Hair screen, the head on the Head screen) and shows its thumbnail number, so you can find it in the grid. Clear the filter with</w:t>
+      </w:r>
+      <w:r>
+        <w:t xml:space="preserve"> </w:t>
+      </w:r>
+      <w:r>
+        <w:rPr>
+          <w:b/>
+        </w:rPr>
+        <w:t xml:space="preserve">Refresh</w:t>
+      </w:r>
+      <w:r>
+        <w:t xml:space="preserve">, by typing, by toggling a source-mod filter, with</w:t>
+      </w:r>
+      <w:r>
+        <w:t xml:space="preserve"> </w:t>
+      </w:r>
+      <w:r>
+        <w:rPr>
+          <w:b/>
+        </w:rPr>
+        <w:t xml:space="preserve">Show all mods</w:t>
+      </w:r>
+      <w:r>
+        <w:t xml:space="preserve">, or by reopening the panel.</w:t>
+      </w:r>
+    </w:p>
+    <w:p>
+      <w:pPr>
+        <w:pStyle w:val="BodyText"/>
+      </w:pPr>
+      <w:r>
+        <w:rPr>
+          <w:b/>
+        </w:rPr>
+        <w:t xml:space="preserve">Q: I see labels but the panel says everything is</w:t>
+      </w:r>
+      <w:r>
+        <w:rPr>
+          <w:b/>
+        </w:rPr>
+        <w:t xml:space="preserve"> </w:t>
+      </w:r>
+      <w:r>
+        <w:rPr>
+          <w:b/>
+        </w:rPr>
+        <w:t xml:space="preserve">“</w:t>
+      </w:r>
+      <w:r>
+        <w:rPr>
+          <w:b/>
+        </w:rPr>
+        <w:t xml:space="preserve">Vanilla.</w:t>
+      </w:r>
+      <w:r>
+        <w:rPr>
+          <w:b/>
+        </w:rPr>
+        <w:t xml:space="preserve">”</w:t>
+      </w:r>
+      <w:r>
+        <w:t xml:space="preserve"> </w:t>
+      </w:r>
+      <w:r>
+        <w:t xml:space="preserve">A: Make sure the mod is active in your load order (not just in the Overrides pane) so its Script Extender script runs, and that you have launched at least once after enabling it.</w:t>
+      </w:r>
+    </w:p>
+    <w:p>
+      <w:pPr>
+        <w:pStyle w:val="BodyText"/>
+      </w:pPr>
+      <w:r>
+        <w:rPr>
+          <w:b/>
+        </w:rPr>
+        <w:t xml:space="preserve">Q: Does it work with a controller?</w:t>
+      </w:r>
+      <w:r>
+        <w:t xml:space="preserve"> </w:t>
+      </w:r>
+      <w:r>
+        <w:t xml:space="preserve">A: The labels and numbers render in the controller UI. The search panel itself is keyboard/mouse only (it’s a mouse-driven overlay), and the brighter selection ring is keyboard-layout only. See</w:t>
+      </w:r>
+      <w:r>
+        <w:t xml:space="preserve"> </w:t>
+      </w:r>
+      <w:r>
+        <w:rPr>
+          <w:i/>
+        </w:rPr>
+        <w:t xml:space="preserve">Controller</w:t>
+      </w:r>
+      <w:r>
+        <w:t xml:space="preserve"> </w:t>
+      </w:r>
+      <w:r>
+        <w:t xml:space="preserve">above.</w:t>
+      </w:r>
+    </w:p>
+    <w:p>
+      <w:pPr>
+        <w:pStyle w:val="BodyText"/>
+      </w:pPr>
+      <w:r>
+        <w:rPr>
+          <w:b/>
+        </w:rPr>
+        <w:t xml:space="preserve">Q: Will this affect my save or my game’s performance?</w:t>
+      </w:r>
+      <w:r>
+        <w:t xml:space="preserve"> </w:t>
+      </w:r>
+      <w:r>
+        <w:t xml:space="preserve">A: No. All work happens at launch and on-demand when you open the panel; there’s no background polling. Nothing is written to your save, and uninstalling reverts everything on the next launch.</w:t>
+      </w:r>
+    </w:p>
+    <w:p>
+      <w:pPr>
+        <w:pStyle w:val="BodyText"/>
+      </w:pPr>
+      <w:r>
+        <w:rPr>
+          <w:b/>
+        </w:rPr>
+        <w:t xml:space="preserve">Q: What does</w:t>
+      </w:r>
+      <w:r>
+        <w:rPr>
+          <w:b/>
+        </w:rPr>
+        <w:t xml:space="preserve"> </w:t>
+      </w:r>
+      <w:r>
+        <w:rPr>
+          <w:b/>
+        </w:rPr>
+        <w:t xml:space="preserve">“</w:t>
+      </w:r>
+      <w:r>
+        <w:rPr>
+          <w:b/>
+        </w:rPr>
+        <w:t xml:space="preserve">CCNS</w:t>
+      </w:r>
+      <w:r>
+        <w:rPr>
+          <w:b/>
+        </w:rPr>
+        <w:t xml:space="preserve">”</w:t>
+      </w:r>
+      <w:r>
+        <w:rPr>
+          <w:b/>
+        </w:rPr>
+        <w:t xml:space="preserve"> </w:t>
+      </w:r>
+      <w:r>
+        <w:rPr>
+          <w:b/>
+        </w:rPr>
+        <w:t xml:space="preserve">stand for?</w:t>
+      </w:r>
+      <w:r>
+        <w:t xml:space="preserve"> </w:t>
+      </w:r>
+      <w:r>
+        <w:t xml:space="preserve">A:</w:t>
+      </w:r>
+      <w:r>
+        <w:t xml:space="preserve"> </w:t>
+      </w:r>
+      <w:r>
+        <w:t xml:space="preserve">“</w:t>
+      </w:r>
+      <w:r>
+        <w:t xml:space="preserve">CC Name &amp; Search</w:t>
+      </w:r>
+      <w:r>
+        <w:t xml:space="preserve">”</w:t>
+      </w:r>
+      <w:r>
+        <w:t xml:space="preserve"> </w:t>
+      </w:r>
+      <w:r>
+        <w:t xml:space="preserve">— character-creation name labels plus search.</w:t>
+      </w:r>
+    </w:p>
+    <w:p>
+      <w:pPr>
+        <w:pStyle w:val="Heading2"/>
+      </w:pPr>
+      <w:bookmarkStart w:id="32" w:name="credits"/>
+      <w:r>
+        <w:t xml:space="preserve">Credits</w:t>
+      </w:r>
+      <w:bookmarkEnd w:id="32"/>
+    </w:p>
+    <w:p>
+      <w:pPr>
+        <w:numPr>
+          <w:ilvl w:val="0"/>
+          <w:numId w:val="1008"/>
+        </w:numPr>
+        <w:pStyle w:val="Compact"/>
+      </w:pPr>
+      <w:r>
+        <w:rPr>
+          <w:b/>
+        </w:rPr>
+        <w:t xml:space="preserve">Author:</w:t>
+      </w:r>
+      <w:r>
+        <w:t xml:space="preserve"> </w:t>
+      </w:r>
+      <w:r>
+        <w:t xml:space="preserve">Serpentine (NexusMods: SerpentineShel)</w:t>
+      </w:r>
+    </w:p>
+    <w:p>
+      <w:pPr>
+        <w:numPr>
+          <w:ilvl w:val="0"/>
+          <w:numId w:val="1008"/>
+        </w:numPr>
+        <w:pStyle w:val="Compact"/>
+      </w:pPr>
+      <w:r>
+        <w:rPr>
+          <w:b/>
+        </w:rPr>
+        <w:t xml:space="preserve">BG3 Script Extender:</w:t>
+      </w:r>
+      <w:r>
+        <w:t xml:space="preserve"> </w:t>
+      </w:r>
+      <w:hyperlink r:id="rId33">
+        <w:r>
+          <w:rPr>
+            <w:rStyle w:val="Hyperlink"/>
+          </w:rPr>
+          <w:t xml:space="preserve">Norbyte</w:t>
+        </w:r>
+      </w:hyperlink>
+      <w:r>
+        <w:t xml:space="preserve"> </w:t>
+      </w:r>
+      <w:r>
+        <w:t xml:space="preserve">— none of the runtime features would be possible without it.</w:t>
+      </w:r>
+    </w:p>
+    <w:p>
+      <w:pPr>
+        <w:numPr>
+          <w:ilvl w:val="0"/>
+          <w:numId w:val="1008"/>
+        </w:numPr>
+        <w:pStyle w:val="Compact"/>
+      </w:pPr>
+      <w:r>
+        <w:rPr>
+          <w:b/>
+        </w:rPr>
+        <w:t xml:space="preserve">BG3 ImprovedUI</w:t>
+      </w:r>
+      <w:r>
+        <w:t xml:space="preserve"> </w:t>
+      </w:r>
+      <w:r>
+        <w:t xml:space="preserve">and its Patch 8 fork maintainers — the UI framework CCNS is tested alongside.</w:t>
+      </w:r>
+    </w:p>
+    <w:p>
+      <w:pPr>
+        <w:numPr>
+          <w:ilvl w:val="0"/>
+          <w:numId w:val="1008"/>
+        </w:numPr>
+        <w:pStyle w:val="Compact"/>
+      </w:pPr>
+      <w:r>
+        <w:rPr>
+          <w:b/>
+        </w:rPr>
+        <w:t xml:space="preserve">Larian Studios</w:t>
+      </w:r>
+      <w:r>
+        <w:t xml:space="preserve"> </w:t>
+      </w:r>
+      <w:r>
+        <w:t xml:space="preserve">— the base character-creation UI that CCNS extends.</w:t>
+      </w:r>
+    </w:p>
+    <w:p>
+      <w:pPr>
+        <w:numPr>
+          <w:ilvl w:val="0"/>
+          <w:numId w:val="1008"/>
+        </w:numPr>
+        <w:pStyle w:val="Compact"/>
+      </w:pPr>
+      <w:r>
+        <w:rPr>
+          <w:b/>
+        </w:rPr>
+        <w:t xml:space="preserve">Testing and feedback:</w:t>
+      </w:r>
+      <w:r>
+        <w:t xml:space="preserve"> </w:t>
+      </w:r>
+      <w:r>
+        <w:t xml:space="preserve">the BG3 modding community.</w:t>
+      </w:r>
+    </w:p>
+    <w:p>
+      <w:pPr>
+        <w:pStyle w:val="Heading2"/>
+      </w:pPr>
+      <w:bookmarkStart w:id="34" w:name="ai-use-disclosure"/>
+      <w:r>
+        <w:t xml:space="preserve">AI use disclosure</w:t>
+      </w:r>
+      <w:bookmarkEnd w:id="34"/>
+    </w:p>
+    <w:p>
+      <w:pPr>
+        <w:pStyle w:val="FirstParagraph"/>
+      </w:pPr>
+      <w:r>
+        <w:t xml:space="preserve">CCNS was developed with substantial assistance from an AI coding assistant (Claude, by Anthropic), used for code authoring (Script Extender Lua and XAML edits), research, and this documentation. The mod contains</w:t>
+      </w:r>
+      <w:r>
+        <w:t xml:space="preserve"> </w:t>
+      </w:r>
+      <w:r>
+        <w:rPr>
+          <w:b/>
+        </w:rPr>
+        <w:t xml:space="preserve">no AI-generated art, images, audio, or other media</w:t>
+      </w:r>
+      <w:r>
+        <w:t xml:space="preserve"> </w:t>
+      </w:r>
+      <w:r>
+        <w:t xml:space="preserve">— only code and text. All design decisions, in-game testing, and the final release were done by the author.</w:t>
+      </w:r>
+    </w:p>
+    <w:p>
+      <w:pPr>
+        <w:pStyle w:val="Heading2"/>
+      </w:pPr>
+      <w:bookmarkStart w:id="35" w:name="source-code"/>
+      <w:r>
+        <w:t xml:space="preserve">Source code</w:t>
+      </w:r>
+      <w:bookmarkEnd w:id="35"/>
+    </w:p>
+    <w:p>
+      <w:pPr>
+        <w:pStyle w:val="FirstParagraph"/>
+      </w:pPr>
+      <w:r>
+        <w:t xml:space="preserve">CCNS is open source. The full source — UI files, Script Extender Lua, build scripts, and these documents — lives on GitHub:</w:t>
+      </w:r>
+    </w:p>
+    <w:p>
+      <w:pPr>
+        <w:pStyle w:val="BodyText"/>
+      </w:pPr>
+      <w:hyperlink r:id="rId36">
+        <w:r>
+          <w:rPr>
+            <w:rStyle w:val="Hyperlink"/>
+          </w:rPr>
+          <w:t xml:space="preserve">https://github.com/Shiney1965/BG3-CC-Mod-Head-and-Hair</w:t>
+        </w:r>
+      </w:hyperlink>
+    </w:p>
+    <w:p>
+      <w:pPr>
+        <w:pStyle w:val="Heading2"/>
+      </w:pPr>
+      <w:bookmarkStart w:id="37" w:name="license"/>
+      <w:r>
+        <w:t xml:space="preserve">License</w:t>
+      </w:r>
+      <w:bookmarkEnd w:id="37"/>
+    </w:p>
+    <w:p>
+      <w:pPr>
+        <w:pStyle w:val="FirstParagraph"/>
+      </w:pPr>
+      <w:r>
+        <w:t xml:space="preserve">MIT. See</w:t>
+      </w:r>
+      <w:r>
+        <w:t xml:space="preserve"> </w:t>
+      </w:r>
+      <w:r>
+        <w:rPr>
+          <w:rStyle w:val="VerbatimChar"/>
+        </w:rPr>
+        <w:t xml:space="preserve">LICENSE</w:t>
+      </w:r>
+      <w:r>
+        <w:t xml:space="preserve">. The mod includes a modified copy of Larian’s character-creation UI files; see</w:t>
+      </w:r>
+      <w:r>
+        <w:t xml:space="preserve"> </w:t>
+      </w:r>
+      <w:r>
+        <w:rPr>
+          <w:rStyle w:val="VerbatimChar"/>
+        </w:rPr>
+        <w:t xml:space="preserve">LICENSE-THIRD-PARTY.md</w:t>
+      </w:r>
+      <w:r>
+        <w:t xml:space="preserve">.</w:t>
+      </w:r>
+    </w:p>
+    <w:p>
+      <w:pPr>
+        <w:pStyle w:val="Heading2"/>
+      </w:pPr>
+      <w:bookmarkStart w:id="38" w:name="reporting-issues"/>
+      <w:r>
+        <w:t xml:space="preserve">Reporting issues</w:t>
+      </w:r>
+      <w:bookmarkEnd w:id="38"/>
+    </w:p>
+    <w:p>
+      <w:pPr>
+        <w:pStyle w:val="FirstParagraph"/>
+      </w:pPr>
+      <w:r>
+        <w:t xml:space="preserve">Drop a comment on the NexusMods listing, or open an issue on the</w:t>
+      </w:r>
+      <w:r>
+        <w:t xml:space="preserve"> </w:t>
+      </w:r>
+      <w:hyperlink r:id="rId36">
+        <w:r>
+          <w:rPr>
+            <w:rStyle w:val="Hyperlink"/>
+          </w:rPr>
+          <w:t xml:space="preserve">GitHub repository</w:t>
+        </w:r>
+      </w:hyperlink>
+      <w:r>
+        <w:t xml:space="preserve">. When reporting, please include:</w:t>
+      </w:r>
+    </w:p>
+    <w:p>
+      <w:pPr>
+        <w:numPr>
+          <w:ilvl w:val="0"/>
+          <w:numId w:val="1009"/>
+        </w:numPr>
+        <w:pStyle w:val="Compact"/>
+      </w:pPr>
+      <w:r>
+        <w:t xml:space="preserve">Your BG3 version and Script Extender version.</w:t>
+      </w:r>
+    </w:p>
+    <w:p>
+      <w:pPr>
+        <w:numPr>
+          <w:ilvl w:val="0"/>
+          <w:numId w:val="1009"/>
+        </w:numPr>
+        <w:pStyle w:val="Compact"/>
+      </w:pPr>
+      <w:r>
+        <w:t xml:space="preserve">Whether you are on keyboard or controller.</w:t>
+      </w:r>
+    </w:p>
+    <w:p>
+      <w:pPr>
+        <w:numPr>
+          <w:ilvl w:val="0"/>
+          <w:numId w:val="1009"/>
+        </w:numPr>
+        <w:pStyle w:val="Compact"/>
+      </w:pPr>
+      <w:r>
+        <w:t xml:space="preserve">Your Script Extender console log from the session where the problem happened.</w:t>
+      </w:r>
+    </w:p>
+    <w:p>
+      <w:pPr>
+        <w:numPr>
+          <w:ilvl w:val="0"/>
+          <w:numId w:val="1009"/>
+        </w:numPr>
+        <w:pStyle w:val="Compact"/>
+      </w:pPr>
+      <w:r>
+        <w:t xml:space="preserve">The other UI / character-creation mods in your load order (especially anything that modifies</w:t>
+      </w:r>
+      <w:r>
+        <w:t xml:space="preserve"> </w:t>
+      </w:r>
+      <w:r>
+        <w:rPr>
+          <w:rStyle w:val="VerbatimChar"/>
+        </w:rPr>
+        <w:t xml:space="preserve">CCLib_k.xaml</w:t>
+      </w:r>
+      <w:r>
+        <w:t xml:space="preserve"> </w:t>
+      </w:r>
+      <w:r>
+        <w:t xml:space="preserve">or</w:t>
+      </w:r>
+      <w:r>
+        <w:t xml:space="preserve"> </w:t>
+      </w:r>
+      <w:r>
+        <w:rPr>
+          <w:rStyle w:val="VerbatimChar"/>
+        </w:rPr>
+        <w:t xml:space="preserve">CCLib_c.xaml</w:t>
+      </w:r>
+      <w:r>
+        <w:t xml:space="preserve">).</w:t>
+      </w:r>
+    </w:p>
+    <w:p>
+      <w:pPr>
+        <w:numPr>
+          <w:ilvl w:val="0"/>
+          <w:numId w:val="1009"/>
+        </w:numPr>
+        <w:pStyle w:val="Compact"/>
+      </w:pPr>
+      <w:r>
+        <w:t xml:space="preserve">Which hair/head option or which screen the problem appears on.</w:t>
       </w:r>
     </w:p>
     <w:sectPr/>
@@ -1855,6 +2742,12 @@
     <w:abstractNumId w:val="991"/>
   </w:num>
   <w:num w:numId="1007">
+    <w:abstractNumId w:val="991"/>
+  </w:num>
+  <w:num w:numId="1008">
+    <w:abstractNumId w:val="991"/>
+  </w:num>
+  <w:num w:numId="1009">
     <w:abstractNumId w:val="991"/>
   </w:num>
 </w:numbering>
